--- a/React.js.docx
+++ b/React.js.docx
@@ -303,6 +303,651 @@
       </w:pPr>
       <w:r>
         <w:t>&lt;form&gt; is used to enter data to the application</w:t>
+      </w:r>
+    </w:p>
+    <w:p>
+      <w:pPr>
+        <w:ind w:left="0" w:firstLine="0"/>
+      </w:pPr>
+    </w:p>
+    <w:p>
+      <w:pPr>
+        <w:ind w:left="0" w:firstLine="0"/>
+      </w:pPr>
+    </w:p>
+    <w:p>
+      <w:pPr>
+        <w:ind w:left="0" w:firstLine="0"/>
+      </w:pPr>
+      <w:r>
+        <w:rPr>
+          <w:highlight w:val="yellow"/>
+        </w:rPr>
+        <w:t>CSS:</w:t>
+      </w:r>
+      <w:r>
+        <w:t xml:space="preserve"> Cascading style sheet, it adds styles to the HTML</w:t>
+      </w:r>
+    </w:p>
+    <w:p>
+      <w:pPr>
+        <w:ind w:left="0" w:firstLine="0"/>
+      </w:pPr>
+    </w:p>
+    <w:p>
+      <w:pPr>
+        <w:ind w:left="0" w:firstLine="0"/>
+      </w:pPr>
+      <w:r>
+        <w:rPr>
+          <w:highlight w:val="yellow"/>
+        </w:rPr>
+        <w:t>Javascript:</w:t>
+      </w:r>
+    </w:p>
+    <w:p>
+      <w:pPr>
+        <w:ind w:left="0" w:firstLine="0"/>
+      </w:pPr>
+      <w:r>
+        <w:t>You can access HTML at runtime and modify the elements</w:t>
+      </w:r>
+    </w:p>
+    <w:p>
+      <w:pPr>
+        <w:ind w:left="0" w:firstLine="0"/>
+      </w:pPr>
+    </w:p>
+    <w:p>
+      <w:pPr>
+        <w:ind w:left="0" w:firstLine="0"/>
+      </w:pPr>
+    </w:p>
+    <w:p>
+      <w:pPr>
+        <w:ind w:left="0" w:firstLine="0"/>
+      </w:pPr>
+      <w:r>
+        <w:rPr>
+          <w:highlight w:val="yellow"/>
+        </w:rPr>
+        <w:t>React.js:</w:t>
+      </w:r>
+      <w:r>
+        <w:t xml:space="preserve"> It is used to develop Single Page Application, using HTML &amp; JSX</w:t>
+      </w:r>
+    </w:p>
+    <w:p>
+      <w:pPr>
+        <w:ind w:left="0" w:firstLine="0"/>
+      </w:pPr>
+      <w:r>
+        <w:t>JSX: Javascript XML - it is used to simply writing HTML in React.js</w:t>
+      </w:r>
+    </w:p>
+    <w:p>
+      <w:pPr>
+        <w:ind w:left="0" w:firstLine="0"/>
+      </w:pPr>
+      <w:r>
+        <w:t>You can create react application using following command</w:t>
+      </w:r>
+    </w:p>
+    <w:p>
+      <w:pPr>
+        <w:ind w:left="0" w:firstLine="0"/>
+      </w:pPr>
+      <w:r>
+        <w:t>npm create vite@latest app-name</w:t>
+      </w:r>
+    </w:p>
+    <w:p>
+      <w:pPr>
+        <w:ind w:left="0" w:firstLine="0"/>
+      </w:pPr>
+    </w:p>
+    <w:p>
+      <w:pPr>
+        <w:ind w:left="0" w:firstLine="0"/>
+      </w:pPr>
+      <w:r>
+        <w:t>React.js is a javascript library used to develop Single Page Application</w:t>
+      </w:r>
+    </w:p>
+    <w:p>
+      <w:pPr>
+        <w:ind w:left="0" w:firstLine="0"/>
+      </w:pPr>
+      <w:r>
+        <w:rPr>
+          <w:highlight w:val="yellow"/>
+        </w:rPr>
+        <w:t>Components:</w:t>
+      </w:r>
+      <w:r>
+        <w:t xml:space="preserve"> These are reusable UI’s which you can independently create and use in other components.</w:t>
+      </w:r>
+    </w:p>
+    <w:p>
+      <w:pPr>
+        <w:ind w:left="0" w:firstLine="0"/>
+      </w:pPr>
+      <w:r>
+        <w:t xml:space="preserve">Two technologies </w:t>
+      </w:r>
+    </w:p>
+    <w:p>
+      <w:pPr>
+        <w:pStyle w:val="ListParagraph"/>
+        <w:numPr>
+          <w:ilvl w:val="0"/>
+          <w:numId w:val="5"/>
+        </w:numPr>
+      </w:pPr>
+      <w:r>
+        <w:t>HTML</w:t>
+      </w:r>
+    </w:p>
+    <w:p>
+      <w:pPr>
+        <w:pStyle w:val="ListParagraph"/>
+        <w:numPr>
+          <w:ilvl w:val="0"/>
+          <w:numId w:val="5"/>
+        </w:numPr>
+      </w:pPr>
+      <w:r>
+        <w:t>JSX - Javascript + XML - easily write HTML code in Javascript</w:t>
+      </w:r>
+    </w:p>
+    <w:p>
+      <w:pPr>
+        <w:ind w:left="0" w:firstLine="0"/>
+      </w:pPr>
+      <w:r>
+        <w:t>React.js is developed by Facebook</w:t>
+      </w:r>
+    </w:p>
+    <w:p>
+      <w:pPr>
+        <w:ind w:left="0" w:firstLine="0"/>
+      </w:pPr>
+      <w:r>
+        <w:rPr>
+          <w:highlight w:val="yellow"/>
+        </w:rPr>
+        <w:lastRenderedPageBreak/>
+        <w:t>We can create our own components</w:t>
+      </w:r>
+    </w:p>
+    <w:p>
+      <w:pPr>
+        <w:ind w:left="0" w:firstLine="0"/>
+      </w:pPr>
+      <w:r>
+        <w:t xml:space="preserve">function </w:t>
+      </w:r>
+      <w:proofErr w:type="gramStart"/>
+      <w:r>
+        <w:t>Greet(</w:t>
+      </w:r>
+      <w:proofErr w:type="gramEnd"/>
+      <w:r>
+        <w:t xml:space="preserve">) { </w:t>
+      </w:r>
+      <w:r>
+        <w:br/>
+      </w:r>
+      <w:r>
+        <w:t xml:space="preserve">  return content</w:t>
+      </w:r>
+      <w:r>
+        <w:br/>
+        <w:t>}</w:t>
+      </w:r>
+    </w:p>
+    <w:p>
+      <w:pPr>
+        <w:ind w:left="0" w:firstLine="0"/>
+      </w:pPr>
+      <w:r>
+        <w:t>You must use the begin the name of the component in upper case, because it is used as a tag</w:t>
+      </w:r>
+    </w:p>
+    <w:p>
+      <w:pPr>
+        <w:ind w:left="0" w:firstLine="0"/>
+      </w:pPr>
+      <w:r>
+        <w:t>Other components can render the Greet like this</w:t>
+      </w:r>
+      <w:r>
+        <w:br/>
+        <w:t>&lt;Greet /&gt;</w:t>
+      </w:r>
+      <w:r>
+        <w:br/>
+        <w:t>&lt;Greet /&gt;</w:t>
+      </w:r>
+    </w:p>
+    <w:p>
+      <w:pPr>
+        <w:ind w:left="0" w:firstLine="0"/>
+      </w:pPr>
+      <w:proofErr w:type="spellStart"/>
+      <w:r>
+        <w:rPr>
+          <w:highlight w:val="yellow"/>
+        </w:rPr>
+        <w:t>App.jsx</w:t>
+      </w:r>
+      <w:proofErr w:type="spellEnd"/>
+    </w:p>
+    <w:p>
+      <w:pPr>
+        <w:ind w:left="0" w:firstLine="0"/>
+      </w:pPr>
+      <w:r>
+        <w:lastRenderedPageBreak/>
+        <w:drawing>
+          <wp:inline distT="0" distB="0" distL="0" distR="0" wp14:anchorId="460364BF" wp14:editId="042A48FD">
+            <wp:extent cx="5943600" cy="5090160"/>
+            <wp:effectExtent l="0" t="0" r="0" b="0"/>
+            <wp:docPr id="542536914" name="Picture 1"/>
+            <wp:cNvGraphicFramePr>
+              <a:graphicFrameLocks xmlns:a="http://schemas.openxmlformats.org/drawingml/2006/main" noChangeAspect="1"/>
+            </wp:cNvGraphicFramePr>
+            <a:graphic xmlns:a="http://schemas.openxmlformats.org/drawingml/2006/main">
+              <a:graphicData uri="http://schemas.openxmlformats.org/drawingml/2006/picture">
+                <pic:pic xmlns:pic="http://schemas.openxmlformats.org/drawingml/2006/picture">
+                  <pic:nvPicPr>
+                    <pic:cNvPr id="542536914" name=""/>
+                    <pic:cNvPicPr/>
+                  </pic:nvPicPr>
+                  <pic:blipFill>
+                    <a:blip r:embed="rId5"/>
+                    <a:stretch>
+                      <a:fillRect/>
+                    </a:stretch>
+                  </pic:blipFill>
+                  <pic:spPr>
+                    <a:xfrm>
+                      <a:off x="0" y="0"/>
+                      <a:ext cx="5943600" cy="5090160"/>
+                    </a:xfrm>
+                    <a:prstGeom prst="rect">
+                      <a:avLst/>
+                    </a:prstGeom>
+                  </pic:spPr>
+                </pic:pic>
+              </a:graphicData>
+            </a:graphic>
+          </wp:inline>
+        </w:drawing>
+      </w:r>
+    </w:p>
+    <w:p>
+      <w:pPr>
+        <w:ind w:left="0" w:firstLine="0"/>
+      </w:pPr>
+      <w:r>
+        <w:rPr>
+          <w:highlight w:val="yellow"/>
+        </w:rPr>
+        <w:t>Output:</w:t>
+      </w:r>
+    </w:p>
+    <w:p>
+      <w:pPr>
+        <w:ind w:left="0" w:firstLine="0"/>
+      </w:pPr>
+      <w:r>
+        <w:lastRenderedPageBreak/>
+        <w:drawing>
+          <wp:inline distT="0" distB="0" distL="0" distR="0" wp14:anchorId="5C40EEA9" wp14:editId="4210AAE0">
+            <wp:extent cx="4648849" cy="4124901"/>
+            <wp:effectExtent l="0" t="0" r="0" b="9525"/>
+            <wp:docPr id="1460796981" name="Picture 1"/>
+            <wp:cNvGraphicFramePr>
+              <a:graphicFrameLocks xmlns:a="http://schemas.openxmlformats.org/drawingml/2006/main" noChangeAspect="1"/>
+            </wp:cNvGraphicFramePr>
+            <a:graphic xmlns:a="http://schemas.openxmlformats.org/drawingml/2006/main">
+              <a:graphicData uri="http://schemas.openxmlformats.org/drawingml/2006/picture">
+                <pic:pic xmlns:pic="http://schemas.openxmlformats.org/drawingml/2006/picture">
+                  <pic:nvPicPr>
+                    <pic:cNvPr id="1460796981" name=""/>
+                    <pic:cNvPicPr/>
+                  </pic:nvPicPr>
+                  <pic:blipFill>
+                    <a:blip r:embed="rId6"/>
+                    <a:stretch>
+                      <a:fillRect/>
+                    </a:stretch>
+                  </pic:blipFill>
+                  <pic:spPr>
+                    <a:xfrm>
+                      <a:off x="0" y="0"/>
+                      <a:ext cx="4648849" cy="4124901"/>
+                    </a:xfrm>
+                    <a:prstGeom prst="rect">
+                      <a:avLst/>
+                    </a:prstGeom>
+                  </pic:spPr>
+                </pic:pic>
+              </a:graphicData>
+            </a:graphic>
+          </wp:inline>
+        </w:drawing>
+      </w:r>
+    </w:p>
+    <w:p>
+      <w:pPr>
+        <w:ind w:left="0" w:firstLine="0"/>
+      </w:pPr>
+      <w:r>
+        <w:rPr>
+          <w:highlight w:val="yellow"/>
+        </w:rPr>
+        <w:t>How to display the dynamic data in the component</w:t>
+      </w:r>
+    </w:p>
+    <w:p>
+      <w:pPr>
+        <w:ind w:left="0" w:firstLine="0"/>
+      </w:pPr>
+      <w:r>
+        <w:t>let username = “Alex”;</w:t>
+      </w:r>
+      <w:r>
+        <w:br/>
+        <w:t>let age = 35;</w:t>
+      </w:r>
+      <w:r>
+        <w:br/>
+        <w:t xml:space="preserve">&lt;div&gt;Hello </w:t>
+      </w:r>
+      <w:proofErr w:type="gramStart"/>
+      <w:r>
+        <w:t>{ username</w:t>
+      </w:r>
+      <w:proofErr w:type="gramEnd"/>
+      <w:r>
+        <w:t xml:space="preserve"> }, your age </w:t>
+      </w:r>
+      <w:proofErr w:type="gramStart"/>
+      <w:r>
+        <w:t>{ age</w:t>
+      </w:r>
+      <w:proofErr w:type="gramEnd"/>
+      <w:r>
+        <w:t xml:space="preserve"> } &lt;/div&gt;</w:t>
+      </w:r>
+    </w:p>
+    <w:p>
+      <w:pPr>
+        <w:ind w:left="0" w:firstLine="0"/>
+      </w:pPr>
+      <w:r>
+        <w:t>Component props: props are the data which are shared by other components</w:t>
+      </w:r>
+    </w:p>
+    <w:p>
+      <w:pPr>
+        <w:ind w:left="0" w:firstLine="0"/>
+      </w:pPr>
+      <w:r>
+        <w:lastRenderedPageBreak/>
+        <w:drawing>
+          <wp:inline distT="0" distB="0" distL="0" distR="0" wp14:anchorId="7BA6482D" wp14:editId="3A8576E8">
+            <wp:extent cx="5943600" cy="5391150"/>
+            <wp:effectExtent l="0" t="0" r="0" b="0"/>
+            <wp:docPr id="1485049219" name="Picture 1"/>
+            <wp:cNvGraphicFramePr>
+              <a:graphicFrameLocks xmlns:a="http://schemas.openxmlformats.org/drawingml/2006/main" noChangeAspect="1"/>
+            </wp:cNvGraphicFramePr>
+            <a:graphic xmlns:a="http://schemas.openxmlformats.org/drawingml/2006/main">
+              <a:graphicData uri="http://schemas.openxmlformats.org/drawingml/2006/picture">
+                <pic:pic xmlns:pic="http://schemas.openxmlformats.org/drawingml/2006/picture">
+                  <pic:nvPicPr>
+                    <pic:cNvPr id="1485049219" name=""/>
+                    <pic:cNvPicPr/>
+                  </pic:nvPicPr>
+                  <pic:blipFill>
+                    <a:blip r:embed="rId7"/>
+                    <a:stretch>
+                      <a:fillRect/>
+                    </a:stretch>
+                  </pic:blipFill>
+                  <pic:spPr>
+                    <a:xfrm>
+                      <a:off x="0" y="0"/>
+                      <a:ext cx="5943600" cy="5391150"/>
+                    </a:xfrm>
+                    <a:prstGeom prst="rect">
+                      <a:avLst/>
+                    </a:prstGeom>
+                  </pic:spPr>
+                </pic:pic>
+              </a:graphicData>
+            </a:graphic>
+          </wp:inline>
+        </w:drawing>
+      </w:r>
+    </w:p>
+    <w:p>
+      <w:pPr>
+        <w:ind w:left="0" w:firstLine="0"/>
+      </w:pPr>
+      <w:r>
+        <w:rPr>
+          <w:highlight w:val="yellow"/>
+        </w:rPr>
+        <w:t>Output:</w:t>
+      </w:r>
+    </w:p>
+    <w:p>
+      <w:pPr>
+        <w:ind w:left="0" w:firstLine="0"/>
+      </w:pPr>
+      <w:r>
+        <w:lastRenderedPageBreak/>
+        <w:drawing>
+          <wp:inline distT="0" distB="0" distL="0" distR="0" wp14:anchorId="5C08C955" wp14:editId="5820B352">
+            <wp:extent cx="3362794" cy="5239481"/>
+            <wp:effectExtent l="0" t="0" r="9525" b="0"/>
+            <wp:docPr id="1433275524" name="Picture 1"/>
+            <wp:cNvGraphicFramePr>
+              <a:graphicFrameLocks xmlns:a="http://schemas.openxmlformats.org/drawingml/2006/main" noChangeAspect="1"/>
+            </wp:cNvGraphicFramePr>
+            <a:graphic xmlns:a="http://schemas.openxmlformats.org/drawingml/2006/main">
+              <a:graphicData uri="http://schemas.openxmlformats.org/drawingml/2006/picture">
+                <pic:pic xmlns:pic="http://schemas.openxmlformats.org/drawingml/2006/picture">
+                  <pic:nvPicPr>
+                    <pic:cNvPr id="1433275524" name=""/>
+                    <pic:cNvPicPr/>
+                  </pic:nvPicPr>
+                  <pic:blipFill>
+                    <a:blip r:embed="rId8"/>
+                    <a:stretch>
+                      <a:fillRect/>
+                    </a:stretch>
+                  </pic:blipFill>
+                  <pic:spPr>
+                    <a:xfrm>
+                      <a:off x="0" y="0"/>
+                      <a:ext cx="3362794" cy="5239481"/>
+                    </a:xfrm>
+                    <a:prstGeom prst="rect">
+                      <a:avLst/>
+                    </a:prstGeom>
+                  </pic:spPr>
+                </pic:pic>
+              </a:graphicData>
+            </a:graphic>
+          </wp:inline>
+        </w:drawing>
+      </w:r>
+    </w:p>
+    <w:p>
+      <w:pPr>
+        <w:ind w:left="0" w:firstLine="0"/>
+      </w:pPr>
+      <w:r>
+        <w:t>Create 2 components called Profile and Comment, from the App component pass the comment props to the Comment component, the Comment component must pass props to the Profile component.</w:t>
+      </w:r>
+    </w:p>
+    <w:p>
+      <w:pPr>
+        <w:ind w:left="0" w:firstLine="0"/>
+      </w:pPr>
+      <w:r>
+        <w:t>Comment component must display the Profile component &amp; text below that</w:t>
+      </w:r>
+    </w:p>
+    <w:p>
+      <w:pPr>
+        <w:ind w:left="0" w:firstLine="0"/>
+      </w:pPr>
+      <w:r>
+        <w:t>Profile component must display the profile image and the username below the image</w:t>
+      </w:r>
+    </w:p>
+    <w:p>
+      <w:pPr>
+        <w:ind w:left="0" w:firstLine="0"/>
+      </w:pPr>
+      <w:r>
+        <w:rPr>
+          <w:highlight w:val="yellow"/>
+        </w:rPr>
+        <w:t>Ex:</w:t>
+      </w:r>
+      <w:r>
+        <w:t xml:space="preserve"> let commentData = </w:t>
+      </w:r>
+      <w:proofErr w:type="gramStart"/>
+      <w:r>
+        <w:t>{ text</w:t>
+      </w:r>
+      <w:proofErr w:type="gramEnd"/>
+      <w:r>
+        <w:t xml:space="preserve">: “some comment text”, image: “someURL”, username: “someName”} </w:t>
+      </w:r>
+      <w:r>
+        <w:br/>
+        <w:t>&lt;Comment data = {commentData} /&gt;</w:t>
+      </w:r>
+      <w:r>
+        <w:br/>
+        <w:t>Note: Comment component passes image &amp; username to Profile component</w:t>
+      </w:r>
+    </w:p>
+    <w:p>
+      <w:pPr>
+        <w:ind w:left="0" w:firstLine="0"/>
+      </w:pPr>
+      <w:r>
+        <w:lastRenderedPageBreak/>
+        <w:drawing>
+          <wp:inline distT="0" distB="0" distL="0" distR="0" wp14:anchorId="6562B65C" wp14:editId="6A808DAA">
+            <wp:extent cx="5943600" cy="2755900"/>
+            <wp:effectExtent l="0" t="0" r="0" b="6350"/>
+            <wp:docPr id="2088978162" name="Picture 1"/>
+            <wp:cNvGraphicFramePr>
+              <a:graphicFrameLocks xmlns:a="http://schemas.openxmlformats.org/drawingml/2006/main" noChangeAspect="1"/>
+            </wp:cNvGraphicFramePr>
+            <a:graphic xmlns:a="http://schemas.openxmlformats.org/drawingml/2006/main">
+              <a:graphicData uri="http://schemas.openxmlformats.org/drawingml/2006/picture">
+                <pic:pic xmlns:pic="http://schemas.openxmlformats.org/drawingml/2006/picture">
+                  <pic:nvPicPr>
+                    <pic:cNvPr id="2088978162" name=""/>
+                    <pic:cNvPicPr/>
+                  </pic:nvPicPr>
+                  <pic:blipFill>
+                    <a:blip r:embed="rId9"/>
+                    <a:stretch>
+                      <a:fillRect/>
+                    </a:stretch>
+                  </pic:blipFill>
+                  <pic:spPr>
+                    <a:xfrm>
+                      <a:off x="0" y="0"/>
+                      <a:ext cx="5943600" cy="2755900"/>
+                    </a:xfrm>
+                    <a:prstGeom prst="rect">
+                      <a:avLst/>
+                    </a:prstGeom>
+                  </pic:spPr>
+                </pic:pic>
+              </a:graphicData>
+            </a:graphic>
+          </wp:inline>
+        </w:drawing>
+      </w:r>
+    </w:p>
+    <w:p>
+      <w:pPr>
+        <w:ind w:left="0" w:firstLine="0"/>
+      </w:pPr>
+      <w:r>
+        <w:rPr>
+          <w:highlight w:val="yellow"/>
+        </w:rPr>
+        <w:t>Output:</w:t>
+      </w:r>
+    </w:p>
+    <w:p>
+      <w:pPr>
+        <w:ind w:left="0" w:firstLine="0"/>
+      </w:pPr>
+      <w:r>
+        <w:lastRenderedPageBreak/>
+        <w:drawing>
+          <wp:inline distT="0" distB="0" distL="0" distR="0" wp14:anchorId="6B1444D0" wp14:editId="03A0D26E">
+            <wp:extent cx="5344271" cy="5144218"/>
+            <wp:effectExtent l="0" t="0" r="8890" b="0"/>
+            <wp:docPr id="175813013" name="Picture 1"/>
+            <wp:cNvGraphicFramePr>
+              <a:graphicFrameLocks xmlns:a="http://schemas.openxmlformats.org/drawingml/2006/main" noChangeAspect="1"/>
+            </wp:cNvGraphicFramePr>
+            <a:graphic xmlns:a="http://schemas.openxmlformats.org/drawingml/2006/main">
+              <a:graphicData uri="http://schemas.openxmlformats.org/drawingml/2006/picture">
+                <pic:pic xmlns:pic="http://schemas.openxmlformats.org/drawingml/2006/picture">
+                  <pic:nvPicPr>
+                    <pic:cNvPr id="175813013" name=""/>
+                    <pic:cNvPicPr/>
+                  </pic:nvPicPr>
+                  <pic:blipFill>
+                    <a:blip r:embed="rId10"/>
+                    <a:stretch>
+                      <a:fillRect/>
+                    </a:stretch>
+                  </pic:blipFill>
+                  <pic:spPr>
+                    <a:xfrm>
+                      <a:off x="0" y="0"/>
+                      <a:ext cx="5344271" cy="5144218"/>
+                    </a:xfrm>
+                    <a:prstGeom prst="rect">
+                      <a:avLst/>
+                    </a:prstGeom>
+                  </pic:spPr>
+                </pic:pic>
+              </a:graphicData>
+            </a:graphic>
+          </wp:inline>
+        </w:drawing>
+      </w:r>
+    </w:p>
+    <w:p>
+      <w:pPr>
+        <w:ind w:left="0" w:firstLine="0"/>
+      </w:pPr>
+      <w:r>
+        <w:rPr>
+          <w:highlight w:val="yellow"/>
+        </w:rPr>
+        <w:t>How to create these components in separate files and import in other files</w:t>
       </w:r>
     </w:p>
     <w:p>
@@ -323,6 +968,95 @@
 <file path=word/numbering.xml><?xml version="1.0" encoding="utf-8"?>
 <w:numbering xmlns:wpc="http://schemas.microsoft.com/office/word/2010/wordprocessingCanvas" xmlns:cx="http://schemas.microsoft.com/office/drawing/2014/chartex" xmlns:cx1="http://schemas.microsoft.com/office/drawing/2015/9/8/chartex" xmlns:cx2="http://schemas.microsoft.com/office/drawing/2015/10/21/chartex" xmlns:cx3="http://schemas.microsoft.com/office/drawing/2016/5/9/chartex" xmlns:cx4="http://schemas.microsoft.com/office/drawing/2016/5/10/chartex" xmlns:cx5="http://schemas.microsoft.com/office/drawing/2016/5/11/chartex" xmlns:cx6="http://schemas.microsoft.com/office/drawing/2016/5/12/chartex" xmlns:cx7="http://schemas.microsoft.com/office/drawing/2016/5/13/chartex" xmlns:cx8="http://schemas.microsoft.com/office/drawing/2016/5/14/chartex" xmlns:mc="http://schemas.openxmlformats.org/markup-compatibility/2006" xmlns:aink="http://schemas.microsoft.com/office/drawing/2016/ink" xmlns:am3d="http://schemas.microsoft.com/office/drawing/2017/model3d" xmlns:o="urn:schemas-microsoft-com:office:office" xmlns:oel="http://schemas.microsoft.com/office/2019/extlst" xmlns:r="http://schemas.openxmlformats.org/officeDocument/2006/relationships" xmlns:m="http://schemas.openxmlformats.org/officeDocument/2006/math" xmlns:v="urn:schemas-microsoft-com:vml" xmlns:wp14="http://schemas.microsoft.com/office/word/2010/wordprocessingDrawing" xmlns:wp="http://schemas.openxmlformats.org/drawingml/2006/wordprocessingDrawing" xmlns:w10="urn:schemas-microsoft-com:office:word" xmlns:w="http://schemas.openxmlformats.org/wordprocessingml/2006/main" xmlns:w14="http://schemas.microsoft.com/office/word/2010/wordml" xmlns:w15="http://schemas.microsoft.com/office/word/2012/wordml" xmlns:w16cex="http://schemas.microsoft.com/office/word/2018/wordml/cex" xmlns:w16cid="http://schemas.microsoft.com/office/word/2016/wordml/cid" xmlns:w16="http://schemas.microsoft.com/office/word/2018/wordml" xmlns:w16du="http://schemas.microsoft.com/office/word/2023/wordml/word16du" xmlns:w16sdtdh="http://schemas.microsoft.com/office/word/2020/wordml/sdtdatahash" xmlns:w16sdtfl="http://schemas.microsoft.com/office/word/2024/wordml/sdtformatlock" xmlns:w16se="http://schemas.microsoft.com/office/word/2015/wordml/symex" xmlns:wpg="http://schemas.microsoft.com/office/word/2010/wordprocessingGroup" xmlns:wpi="http://schemas.microsoft.com/office/word/2010/wordprocessingInk" xmlns:wne="http://schemas.microsoft.com/office/word/2006/wordml" xmlns:wps="http://schemas.microsoft.com/office/word/2010/wordprocessingShape" mc:Ignorable="w14 w15 w16se w16cid w16 w16cex w16sdtdh w16sdtfl w16du wp14">
   <w:abstractNum w:abstractNumId="0" w15:restartNumberingAfterBreak="0">
+    <w:nsid w:val="17EE45F0"/>
+    <w:multiLevelType w:val="hybridMultilevel"/>
+    <w:tmpl w:val="5D54FD34"/>
+    <w:lvl w:ilvl="0" w:tplc="0409000F">
+      <w:start w:val="1"/>
+      <w:numFmt w:val="decimal"/>
+      <w:lvlText w:val="%1."/>
+      <w:lvlJc w:val="left"/>
+      <w:pPr>
+        <w:ind w:left="720" w:hanging="360"/>
+      </w:pPr>
+      <w:rPr>
+        <w:rFonts w:hint="default"/>
+      </w:rPr>
+    </w:lvl>
+    <w:lvl w:ilvl="1" w:tplc="04090019" w:tentative="1">
+      <w:start w:val="1"/>
+      <w:numFmt w:val="lowerLetter"/>
+      <w:lvlText w:val="%2."/>
+      <w:lvlJc w:val="left"/>
+      <w:pPr>
+        <w:ind w:left="1440" w:hanging="360"/>
+      </w:pPr>
+    </w:lvl>
+    <w:lvl w:ilvl="2" w:tplc="0409001B" w:tentative="1">
+      <w:start w:val="1"/>
+      <w:numFmt w:val="lowerRoman"/>
+      <w:lvlText w:val="%3."/>
+      <w:lvlJc w:val="right"/>
+      <w:pPr>
+        <w:ind w:left="2160" w:hanging="180"/>
+      </w:pPr>
+    </w:lvl>
+    <w:lvl w:ilvl="3" w:tplc="0409000F" w:tentative="1">
+      <w:start w:val="1"/>
+      <w:numFmt w:val="decimal"/>
+      <w:lvlText w:val="%4."/>
+      <w:lvlJc w:val="left"/>
+      <w:pPr>
+        <w:ind w:left="2880" w:hanging="360"/>
+      </w:pPr>
+    </w:lvl>
+    <w:lvl w:ilvl="4" w:tplc="04090019" w:tentative="1">
+      <w:start w:val="1"/>
+      <w:numFmt w:val="lowerLetter"/>
+      <w:lvlText w:val="%5."/>
+      <w:lvlJc w:val="left"/>
+      <w:pPr>
+        <w:ind w:left="3600" w:hanging="360"/>
+      </w:pPr>
+    </w:lvl>
+    <w:lvl w:ilvl="5" w:tplc="0409001B" w:tentative="1">
+      <w:start w:val="1"/>
+      <w:numFmt w:val="lowerRoman"/>
+      <w:lvlText w:val="%6."/>
+      <w:lvlJc w:val="right"/>
+      <w:pPr>
+        <w:ind w:left="4320" w:hanging="180"/>
+      </w:pPr>
+    </w:lvl>
+    <w:lvl w:ilvl="6" w:tplc="0409000F" w:tentative="1">
+      <w:start w:val="1"/>
+      <w:numFmt w:val="decimal"/>
+      <w:lvlText w:val="%7."/>
+      <w:lvlJc w:val="left"/>
+      <w:pPr>
+        <w:ind w:left="5040" w:hanging="360"/>
+      </w:pPr>
+    </w:lvl>
+    <w:lvl w:ilvl="7" w:tplc="04090019" w:tentative="1">
+      <w:start w:val="1"/>
+      <w:numFmt w:val="lowerLetter"/>
+      <w:lvlText w:val="%8."/>
+      <w:lvlJc w:val="left"/>
+      <w:pPr>
+        <w:ind w:left="5760" w:hanging="360"/>
+      </w:pPr>
+    </w:lvl>
+    <w:lvl w:ilvl="8" w:tplc="0409001B" w:tentative="1">
+      <w:start w:val="1"/>
+      <w:numFmt w:val="lowerRoman"/>
+      <w:lvlText w:val="%9."/>
+      <w:lvlJc w:val="right"/>
+      <w:pPr>
+        <w:ind w:left="6480" w:hanging="180"/>
+      </w:pPr>
+    </w:lvl>
+  </w:abstractNum>
+  <w:abstractNum w:abstractNumId="1" w15:restartNumberingAfterBreak="0">
     <w:nsid w:val="644903E8"/>
     <w:multiLevelType w:val="hybridMultilevel"/>
     <w:tmpl w:val="191A5386"/>
@@ -411,7 +1145,7 @@
       </w:pPr>
     </w:lvl>
   </w:abstractNum>
-  <w:abstractNum w:abstractNumId="1" w15:restartNumberingAfterBreak="0">
+  <w:abstractNum w:abstractNumId="2" w15:restartNumberingAfterBreak="0">
     <w:nsid w:val="6A2E2FA6"/>
     <w:multiLevelType w:val="hybridMultilevel"/>
     <w:tmpl w:val="C68A47D6"/>
@@ -500,7 +1234,7 @@
       </w:pPr>
     </w:lvl>
   </w:abstractNum>
-  <w:abstractNum w:abstractNumId="2" w15:restartNumberingAfterBreak="0">
+  <w:abstractNum w:abstractNumId="3" w15:restartNumberingAfterBreak="0">
     <w:nsid w:val="70E83172"/>
     <w:multiLevelType w:val="hybridMultilevel"/>
     <w:tmpl w:val="AC9A3EFA"/>
@@ -589,14 +1323,109 @@
       </w:pPr>
     </w:lvl>
   </w:abstractNum>
+  <w:abstractNum w:abstractNumId="4" w15:restartNumberingAfterBreak="0">
+    <w:nsid w:val="73597B57"/>
+    <w:multiLevelType w:val="hybridMultilevel"/>
+    <w:tmpl w:val="4940A538"/>
+    <w:lvl w:ilvl="0" w:tplc="0409000F">
+      <w:start w:val="1"/>
+      <w:numFmt w:val="decimal"/>
+      <w:lvlText w:val="%1."/>
+      <w:lvlJc w:val="left"/>
+      <w:pPr>
+        <w:ind w:left="720" w:hanging="360"/>
+      </w:pPr>
+      <w:rPr>
+        <w:rFonts w:hint="default"/>
+      </w:rPr>
+    </w:lvl>
+    <w:lvl w:ilvl="1" w:tplc="04090019" w:tentative="1">
+      <w:start w:val="1"/>
+      <w:numFmt w:val="lowerLetter"/>
+      <w:lvlText w:val="%2."/>
+      <w:lvlJc w:val="left"/>
+      <w:pPr>
+        <w:ind w:left="1440" w:hanging="360"/>
+      </w:pPr>
+    </w:lvl>
+    <w:lvl w:ilvl="2" w:tplc="0409001B" w:tentative="1">
+      <w:start w:val="1"/>
+      <w:numFmt w:val="lowerRoman"/>
+      <w:lvlText w:val="%3."/>
+      <w:lvlJc w:val="right"/>
+      <w:pPr>
+        <w:ind w:left="2160" w:hanging="180"/>
+      </w:pPr>
+    </w:lvl>
+    <w:lvl w:ilvl="3" w:tplc="0409000F" w:tentative="1">
+      <w:start w:val="1"/>
+      <w:numFmt w:val="decimal"/>
+      <w:lvlText w:val="%4."/>
+      <w:lvlJc w:val="left"/>
+      <w:pPr>
+        <w:ind w:left="2880" w:hanging="360"/>
+      </w:pPr>
+    </w:lvl>
+    <w:lvl w:ilvl="4" w:tplc="04090019" w:tentative="1">
+      <w:start w:val="1"/>
+      <w:numFmt w:val="lowerLetter"/>
+      <w:lvlText w:val="%5."/>
+      <w:lvlJc w:val="left"/>
+      <w:pPr>
+        <w:ind w:left="3600" w:hanging="360"/>
+      </w:pPr>
+    </w:lvl>
+    <w:lvl w:ilvl="5" w:tplc="0409001B" w:tentative="1">
+      <w:start w:val="1"/>
+      <w:numFmt w:val="lowerRoman"/>
+      <w:lvlText w:val="%6."/>
+      <w:lvlJc w:val="right"/>
+      <w:pPr>
+        <w:ind w:left="4320" w:hanging="180"/>
+      </w:pPr>
+    </w:lvl>
+    <w:lvl w:ilvl="6" w:tplc="0409000F" w:tentative="1">
+      <w:start w:val="1"/>
+      <w:numFmt w:val="decimal"/>
+      <w:lvlText w:val="%7."/>
+      <w:lvlJc w:val="left"/>
+      <w:pPr>
+        <w:ind w:left="5040" w:hanging="360"/>
+      </w:pPr>
+    </w:lvl>
+    <w:lvl w:ilvl="7" w:tplc="04090019" w:tentative="1">
+      <w:start w:val="1"/>
+      <w:numFmt w:val="lowerLetter"/>
+      <w:lvlText w:val="%8."/>
+      <w:lvlJc w:val="left"/>
+      <w:pPr>
+        <w:ind w:left="5760" w:hanging="360"/>
+      </w:pPr>
+    </w:lvl>
+    <w:lvl w:ilvl="8" w:tplc="0409001B" w:tentative="1">
+      <w:start w:val="1"/>
+      <w:numFmt w:val="lowerRoman"/>
+      <w:lvlText w:val="%9."/>
+      <w:lvlJc w:val="right"/>
+      <w:pPr>
+        <w:ind w:left="6480" w:hanging="180"/>
+      </w:pPr>
+    </w:lvl>
+  </w:abstractNum>
   <w:num w:numId="1" w16cid:durableId="1512066295">
+    <w:abstractNumId w:val="3"/>
+  </w:num>
+  <w:num w:numId="2" w16cid:durableId="1583563570">
+    <w:abstractNumId w:val="1"/>
+  </w:num>
+  <w:num w:numId="3" w16cid:durableId="1303854626">
     <w:abstractNumId w:val="2"/>
   </w:num>
-  <w:num w:numId="2" w16cid:durableId="1583563570">
+  <w:num w:numId="4" w16cid:durableId="84958111">
+    <w:abstractNumId w:val="4"/>
+  </w:num>
+  <w:num w:numId="5" w16cid:durableId="589196876">
     <w:abstractNumId w:val="0"/>
-  </w:num>
-  <w:num w:numId="3" w16cid:durableId="1303854626">
-    <w:abstractNumId w:val="1"/>
   </w:num>
 </w:numbering>
 </file>

--- a/React.js.docx
+++ b/React.js.docx
@@ -175,15 +175,7 @@
         <w:ind w:left="0" w:firstLine="0"/>
       </w:pPr>
       <w:r>
-        <w:t>&lt;</w:t>
-      </w:r>
-      <w:proofErr w:type="spellStart"/>
-      <w:r>
-        <w:t>img</w:t>
-      </w:r>
-      <w:proofErr w:type="spellEnd"/>
-      <w:r>
-        <w:t xml:space="preserve"> src = “url” width = “size” height = “size” &gt;</w:t>
+        <w:t>&lt;img src = “url” width = “size” height = “size” &gt;</w:t>
       </w:r>
     </w:p>
     <w:p>
@@ -214,15 +206,7 @@
         </w:numPr>
       </w:pPr>
       <w:r>
-        <w:t>Ordered list: &lt;</w:t>
-      </w:r>
-      <w:proofErr w:type="spellStart"/>
-      <w:r>
-        <w:t>ol</w:t>
-      </w:r>
-      <w:proofErr w:type="spellEnd"/>
-      <w:r>
-        <w:t>&gt;</w:t>
+        <w:t>Ordered list: &lt;ol&gt;</w:t>
       </w:r>
     </w:p>
     <w:p>
@@ -253,31 +237,7 @@
         <w:ind w:left="0" w:firstLine="0"/>
       </w:pPr>
       <w:r>
-        <w:t>&lt;table&gt;, &lt;</w:t>
-      </w:r>
-      <w:proofErr w:type="spellStart"/>
-      <w:r>
-        <w:t>thead</w:t>
-      </w:r>
-      <w:proofErr w:type="spellEnd"/>
-      <w:r>
-        <w:t>&gt;, &lt;</w:t>
-      </w:r>
-      <w:proofErr w:type="spellStart"/>
-      <w:r>
-        <w:t>tbody</w:t>
-      </w:r>
-      <w:proofErr w:type="spellEnd"/>
-      <w:r>
-        <w:t>&gt;, &lt;tr&gt;, &lt;</w:t>
-      </w:r>
-      <w:proofErr w:type="spellStart"/>
-      <w:r>
-        <w:t>th</w:t>
-      </w:r>
-      <w:proofErr w:type="spellEnd"/>
-      <w:r>
-        <w:t>&gt;, &lt;td&gt;</w:t>
+        <w:t>&lt;table&gt;, &lt;thead&gt;, &lt;tbody&gt;, &lt;tr&gt;, &lt;th&gt;, &lt;td&gt;</w:t>
       </w:r>
     </w:p>
     <w:p>
@@ -485,15 +445,7 @@
         <w:ind w:left="0" w:firstLine="0"/>
       </w:pPr>
       <w:r>
-        <w:t xml:space="preserve">function </w:t>
-      </w:r>
-      <w:proofErr w:type="gramStart"/>
-      <w:r>
-        <w:t>Greet(</w:t>
-      </w:r>
-      <w:proofErr w:type="gramEnd"/>
-      <w:r>
-        <w:t xml:space="preserve">) { </w:t>
+        <w:t xml:space="preserve">function Greet() { </w:t>
       </w:r>
       <w:r>
         <w:br/>
@@ -534,20 +486,21 @@
       <w:pPr>
         <w:ind w:left="0" w:firstLine="0"/>
       </w:pPr>
-      <w:proofErr w:type="spellStart"/>
       <w:r>
         <w:rPr>
           <w:highlight w:val="yellow"/>
         </w:rPr>
         <w:t>App.jsx</w:t>
       </w:r>
-      <w:proofErr w:type="spellEnd"/>
-    </w:p>
-    <w:p>
-      <w:pPr>
-        <w:ind w:left="0" w:firstLine="0"/>
-      </w:pPr>
-      <w:r>
+    </w:p>
+    <w:p>
+      <w:pPr>
+        <w:ind w:left="0" w:firstLine="0"/>
+      </w:pPr>
+      <w:r>
+        <w:rPr>
+          <w:noProof/>
+        </w:rPr>
         <w:lastRenderedPageBreak/>
         <w:drawing>
           <wp:inline distT="0" distB="0" distL="0" distR="0" wp14:anchorId="460364BF" wp14:editId="042A48FD">
@@ -602,6 +555,9 @@
         <w:ind w:left="0" w:firstLine="0"/>
       </w:pPr>
       <w:r>
+        <w:rPr>
+          <w:noProof/>
+        </w:rPr>
         <w:lastRenderedPageBreak/>
         <w:drawing>
           <wp:inline distT="0" distB="0" distL="0" distR="0" wp14:anchorId="5C40EEA9" wp14:editId="4210AAE0">
@@ -664,23 +620,7 @@
       </w:r>
       <w:r>
         <w:br/>
-        <w:t xml:space="preserve">&lt;div&gt;Hello </w:t>
-      </w:r>
-      <w:proofErr w:type="gramStart"/>
-      <w:r>
-        <w:t>{ username</w:t>
-      </w:r>
-      <w:proofErr w:type="gramEnd"/>
-      <w:r>
-        <w:t xml:space="preserve"> }, your age </w:t>
-      </w:r>
-      <w:proofErr w:type="gramStart"/>
-      <w:r>
-        <w:t>{ age</w:t>
-      </w:r>
-      <w:proofErr w:type="gramEnd"/>
-      <w:r>
-        <w:t xml:space="preserve"> } &lt;/div&gt;</w:t>
+        <w:t>&lt;div&gt;Hello { username }, your age { age } &lt;/div&gt;</w:t>
       </w:r>
     </w:p>
     <w:p>
@@ -696,6 +636,9 @@
         <w:ind w:left="0" w:firstLine="0"/>
       </w:pPr>
       <w:r>
+        <w:rPr>
+          <w:noProof/>
+        </w:rPr>
         <w:lastRenderedPageBreak/>
         <w:drawing>
           <wp:inline distT="0" distB="0" distL="0" distR="0" wp14:anchorId="7BA6482D" wp14:editId="3A8576E8">
@@ -750,6 +693,9 @@
         <w:ind w:left="0" w:firstLine="0"/>
       </w:pPr>
       <w:r>
+        <w:rPr>
+          <w:noProof/>
+        </w:rPr>
         <w:lastRenderedPageBreak/>
         <w:drawing>
           <wp:inline distT="0" distB="0" distL="0" distR="0" wp14:anchorId="5C08C955" wp14:editId="5820B352">
@@ -823,15 +769,7 @@
         <w:t>Ex:</w:t>
       </w:r>
       <w:r>
-        <w:t xml:space="preserve"> let commentData = </w:t>
-      </w:r>
-      <w:proofErr w:type="gramStart"/>
-      <w:r>
-        <w:t>{ text</w:t>
-      </w:r>
-      <w:proofErr w:type="gramEnd"/>
-      <w:r>
-        <w:t xml:space="preserve">: “some comment text”, image: “someURL”, username: “someName”} </w:t>
+        <w:t xml:space="preserve"> let commentData = { text: “some comment text”, image: “someURL”, username: “someName”} </w:t>
       </w:r>
       <w:r>
         <w:br/>
@@ -847,6 +785,9 @@
         <w:ind w:left="0" w:firstLine="0"/>
       </w:pPr>
       <w:r>
+        <w:rPr>
+          <w:noProof/>
+        </w:rPr>
         <w:lastRenderedPageBreak/>
         <w:drawing>
           <wp:inline distT="0" distB="0" distL="0" distR="0" wp14:anchorId="6562B65C" wp14:editId="6A808DAA">
@@ -901,6 +842,9 @@
         <w:ind w:left="0" w:firstLine="0"/>
       </w:pPr>
       <w:r>
+        <w:rPr>
+          <w:noProof/>
+        </w:rPr>
         <w:lastRenderedPageBreak/>
         <w:drawing>
           <wp:inline distT="0" distB="0" distL="0" distR="0" wp14:anchorId="6B1444D0" wp14:editId="03A0D26E">
@@ -947,13 +891,451 @@
         <w:rPr>
           <w:highlight w:val="yellow"/>
         </w:rPr>
-        <w:t>How to create these components in separate files and import in other files</w:t>
-      </w:r>
-    </w:p>
-    <w:p>
-      <w:pPr>
-        <w:ind w:left="0" w:firstLine="0"/>
-      </w:pPr>
+        <w:t>Virtual DOM</w:t>
+      </w:r>
+    </w:p>
+    <w:p>
+      <w:pPr>
+        <w:ind w:left="0" w:firstLine="0"/>
+      </w:pPr>
+      <w:r>
+        <w:t>It is a light weight in memory representation of browser DOM, react uses it to improve performance when updating the user interface</w:t>
+      </w:r>
+    </w:p>
+    <w:p>
+      <w:pPr>
+        <w:ind w:left="0" w:firstLine="0"/>
+      </w:pPr>
+      <w:r>
+        <w:rPr>
+          <w:highlight w:val="yellow"/>
+        </w:rPr>
+        <w:t>App.jsx</w:t>
+      </w:r>
+    </w:p>
+    <w:p>
+      <w:pPr>
+        <w:ind w:left="0" w:firstLine="0"/>
+      </w:pPr>
+      <w:r>
+        <w:lastRenderedPageBreak/>
+        <w:drawing>
+          <wp:inline distT="0" distB="0" distL="0" distR="0" wp14:anchorId="6457EEE2" wp14:editId="2BE49359">
+            <wp:extent cx="5943600" cy="3937000"/>
+            <wp:effectExtent l="0" t="0" r="0" b="6350"/>
+            <wp:docPr id="1178462148" name="Picture 1"/>
+            <wp:cNvGraphicFramePr>
+              <a:graphicFrameLocks xmlns:a="http://schemas.openxmlformats.org/drawingml/2006/main" noChangeAspect="1"/>
+            </wp:cNvGraphicFramePr>
+            <a:graphic xmlns:a="http://schemas.openxmlformats.org/drawingml/2006/main">
+              <a:graphicData uri="http://schemas.openxmlformats.org/drawingml/2006/picture">
+                <pic:pic xmlns:pic="http://schemas.openxmlformats.org/drawingml/2006/picture">
+                  <pic:nvPicPr>
+                    <pic:cNvPr id="1178462148" name=""/>
+                    <pic:cNvPicPr/>
+                  </pic:nvPicPr>
+                  <pic:blipFill>
+                    <a:blip r:embed="rId11"/>
+                    <a:stretch>
+                      <a:fillRect/>
+                    </a:stretch>
+                  </pic:blipFill>
+                  <pic:spPr>
+                    <a:xfrm>
+                      <a:off x="0" y="0"/>
+                      <a:ext cx="5943600" cy="3937000"/>
+                    </a:xfrm>
+                    <a:prstGeom prst="rect">
+                      <a:avLst/>
+                    </a:prstGeom>
+                  </pic:spPr>
+                </pic:pic>
+              </a:graphicData>
+            </a:graphic>
+          </wp:inline>
+        </w:drawing>
+      </w:r>
+    </w:p>
+    <w:p>
+      <w:pPr>
+        <w:ind w:left="0" w:firstLine="0"/>
+      </w:pPr>
+      <w:r>
+        <w:rPr>
+          <w:highlight w:val="yellow"/>
+        </w:rPr>
+        <w:t>main.jsx</w:t>
+      </w:r>
+    </w:p>
+    <w:p>
+      <w:pPr>
+        <w:ind w:left="0" w:firstLine="0"/>
+      </w:pPr>
+      <w:r>
+        <w:lastRenderedPageBreak/>
+        <w:drawing>
+          <wp:inline distT="0" distB="0" distL="0" distR="0" wp14:anchorId="7B3CC751" wp14:editId="0D4F65E9">
+            <wp:extent cx="5943600" cy="5307965"/>
+            <wp:effectExtent l="0" t="0" r="0" b="6985"/>
+            <wp:docPr id="1128512579" name="Picture 1"/>
+            <wp:cNvGraphicFramePr>
+              <a:graphicFrameLocks xmlns:a="http://schemas.openxmlformats.org/drawingml/2006/main" noChangeAspect="1"/>
+            </wp:cNvGraphicFramePr>
+            <a:graphic xmlns:a="http://schemas.openxmlformats.org/drawingml/2006/main">
+              <a:graphicData uri="http://schemas.openxmlformats.org/drawingml/2006/picture">
+                <pic:pic xmlns:pic="http://schemas.openxmlformats.org/drawingml/2006/picture">
+                  <pic:nvPicPr>
+                    <pic:cNvPr id="1128512579" name=""/>
+                    <pic:cNvPicPr/>
+                  </pic:nvPicPr>
+                  <pic:blipFill>
+                    <a:blip r:embed="rId12"/>
+                    <a:stretch>
+                      <a:fillRect/>
+                    </a:stretch>
+                  </pic:blipFill>
+                  <pic:spPr>
+                    <a:xfrm>
+                      <a:off x="0" y="0"/>
+                      <a:ext cx="5943600" cy="5307965"/>
+                    </a:xfrm>
+                    <a:prstGeom prst="rect">
+                      <a:avLst/>
+                    </a:prstGeom>
+                  </pic:spPr>
+                </pic:pic>
+              </a:graphicData>
+            </a:graphic>
+          </wp:inline>
+        </w:drawing>
+      </w:r>
+    </w:p>
+    <w:p>
+      <w:pPr>
+        <w:ind w:left="0" w:firstLine="0"/>
+      </w:pPr>
+      <w:r>
+        <w:rPr>
+          <w:highlight w:val="yellow"/>
+        </w:rPr>
+        <w:t>Modern Javascript syntax:</w:t>
+      </w:r>
+    </w:p>
+    <w:p>
+      <w:pPr>
+        <w:ind w:left="0" w:firstLine="0"/>
+      </w:pPr>
+      <w:r>
+        <w:rPr>
+          <w:highlight w:val="yellow"/>
+        </w:rPr>
+        <w:t>let &amp; const:</w:t>
+      </w:r>
+      <w:r>
+        <w:t xml:space="preserve"> these keywords are mainly used to create scoped variables, let can be modified and const can’t be modified </w:t>
+      </w:r>
+    </w:p>
+    <w:p>
+      <w:pPr>
+        <w:ind w:left="0" w:firstLine="0"/>
+      </w:pPr>
+      <w:r>
+        <w:t xml:space="preserve">Rest &amp; Spread operators: </w:t>
+      </w:r>
+    </w:p>
+    <w:p>
+      <w:pPr>
+        <w:ind w:left="0" w:firstLine="0"/>
+      </w:pPr>
+      <w:r>
+        <w:rPr>
+          <w:highlight w:val="yellow"/>
+        </w:rPr>
+        <w:t>Rest:</w:t>
+      </w:r>
+      <w:r>
+        <w:t xml:space="preserve"> You can pass 0 or more arguments to the function</w:t>
+      </w:r>
+    </w:p>
+    <w:p>
+      <w:pPr>
+        <w:ind w:left="0" w:firstLine="0"/>
+      </w:pPr>
+      <w:r>
+        <w:rPr>
+          <w:highlight w:val="yellow"/>
+        </w:rPr>
+        <w:t>Spread:</w:t>
+      </w:r>
+      <w:r>
+        <w:t xml:space="preserve"> It is used to distribute the array elements to multiple arguments of a function</w:t>
+      </w:r>
+    </w:p>
+    <w:p>
+      <w:pPr>
+        <w:ind w:left="0" w:firstLine="0"/>
+      </w:pPr>
+    </w:p>
+    <w:p>
+      <w:pPr>
+        <w:ind w:left="0" w:firstLine="0"/>
+      </w:pPr>
+      <w:r>
+        <w:lastRenderedPageBreak/>
+        <w:drawing>
+          <wp:inline distT="0" distB="0" distL="0" distR="0" wp14:anchorId="1FF88D5C" wp14:editId="53B64547">
+            <wp:extent cx="5943600" cy="4989830"/>
+            <wp:effectExtent l="0" t="0" r="0" b="1270"/>
+            <wp:docPr id="1872739566" name="Picture 1"/>
+            <wp:cNvGraphicFramePr>
+              <a:graphicFrameLocks xmlns:a="http://schemas.openxmlformats.org/drawingml/2006/main" noChangeAspect="1"/>
+            </wp:cNvGraphicFramePr>
+            <a:graphic xmlns:a="http://schemas.openxmlformats.org/drawingml/2006/main">
+              <a:graphicData uri="http://schemas.openxmlformats.org/drawingml/2006/picture">
+                <pic:pic xmlns:pic="http://schemas.openxmlformats.org/drawingml/2006/picture">
+                  <pic:nvPicPr>
+                    <pic:cNvPr id="1872739566" name=""/>
+                    <pic:cNvPicPr/>
+                  </pic:nvPicPr>
+                  <pic:blipFill>
+                    <a:blip r:embed="rId13"/>
+                    <a:stretch>
+                      <a:fillRect/>
+                    </a:stretch>
+                  </pic:blipFill>
+                  <pic:spPr>
+                    <a:xfrm>
+                      <a:off x="0" y="0"/>
+                      <a:ext cx="5943600" cy="4989830"/>
+                    </a:xfrm>
+                    <a:prstGeom prst="rect">
+                      <a:avLst/>
+                    </a:prstGeom>
+                  </pic:spPr>
+                </pic:pic>
+              </a:graphicData>
+            </a:graphic>
+          </wp:inline>
+        </w:drawing>
+      </w:r>
+    </w:p>
+    <w:p>
+      <w:pPr>
+        <w:ind w:left="0" w:firstLine="0"/>
+      </w:pPr>
+      <w:r>
+        <w:rPr>
+          <w:highlight w:val="yellow"/>
+        </w:rPr>
+        <w:t>Destructuring</w:t>
+      </w:r>
+    </w:p>
+    <w:p>
+      <w:pPr>
+        <w:ind w:left="0" w:firstLine="0"/>
+      </w:pPr>
+      <w:r>
+        <w:t>Array Destructuring &amp; Object Destructuring.</w:t>
+      </w:r>
+    </w:p>
+    <w:p>
+      <w:pPr>
+        <w:ind w:left="0" w:firstLine="0"/>
+      </w:pPr>
+      <w:r>
+        <w:t>let [x, y, z] = [10, 20, 30]</w:t>
+      </w:r>
+    </w:p>
+    <w:p>
+      <w:pPr>
+        <w:ind w:left="0" w:firstLine="0"/>
+      </w:pPr>
+      <w:r>
+        <w:t>let emp = { id: 100, name : “Raj”, salary: 40000, phone: 9239393};</w:t>
+      </w:r>
+    </w:p>
+    <w:p>
+      <w:pPr>
+        <w:ind w:left="0" w:firstLine="0"/>
+      </w:pPr>
+      <w:r>
+        <w:t>instead of using let id = emp.id; let name = emp.name</w:t>
+      </w:r>
+    </w:p>
+    <w:p>
+      <w:pPr>
+        <w:ind w:left="0" w:firstLine="0"/>
+      </w:pPr>
+      <w:r>
+        <w:t>you can use as below</w:t>
+      </w:r>
+    </w:p>
+    <w:p>
+      <w:pPr>
+        <w:ind w:left="0" w:firstLine="0"/>
+      </w:pPr>
+      <w:r>
+        <w:t>let { id, name, salary, phone</w:t>
+      </w:r>
+      <w:r>
+        <w:t xml:space="preserve"> </w:t>
+      </w:r>
+      <w:r>
+        <w:t xml:space="preserve">}  = emp; </w:t>
+      </w:r>
+    </w:p>
+    <w:p>
+      <w:pPr>
+        <w:ind w:left="0" w:firstLine="0"/>
+      </w:pPr>
+      <w:r>
+        <w:lastRenderedPageBreak/>
+        <w:drawing>
+          <wp:inline distT="0" distB="0" distL="0" distR="0" wp14:anchorId="65BEEECE" wp14:editId="44B07F13">
+            <wp:extent cx="5943600" cy="5887085"/>
+            <wp:effectExtent l="0" t="0" r="0" b="0"/>
+            <wp:docPr id="1786092716" name="Picture 1"/>
+            <wp:cNvGraphicFramePr>
+              <a:graphicFrameLocks xmlns:a="http://schemas.openxmlformats.org/drawingml/2006/main" noChangeAspect="1"/>
+            </wp:cNvGraphicFramePr>
+            <a:graphic xmlns:a="http://schemas.openxmlformats.org/drawingml/2006/main">
+              <a:graphicData uri="http://schemas.openxmlformats.org/drawingml/2006/picture">
+                <pic:pic xmlns:pic="http://schemas.openxmlformats.org/drawingml/2006/picture">
+                  <pic:nvPicPr>
+                    <pic:cNvPr id="1786092716" name=""/>
+                    <pic:cNvPicPr/>
+                  </pic:nvPicPr>
+                  <pic:blipFill>
+                    <a:blip r:embed="rId14"/>
+                    <a:stretch>
+                      <a:fillRect/>
+                    </a:stretch>
+                  </pic:blipFill>
+                  <pic:spPr>
+                    <a:xfrm>
+                      <a:off x="0" y="0"/>
+                      <a:ext cx="5943600" cy="5887085"/>
+                    </a:xfrm>
+                    <a:prstGeom prst="rect">
+                      <a:avLst/>
+                    </a:prstGeom>
+                  </pic:spPr>
+                </pic:pic>
+              </a:graphicData>
+            </a:graphic>
+          </wp:inline>
+        </w:drawing>
+      </w:r>
+    </w:p>
+    <w:p>
+      <w:pPr>
+        <w:ind w:left="0" w:firstLine="0"/>
+      </w:pPr>
+      <w:r>
+        <w:rPr>
+          <w:highlight w:val="yellow"/>
+        </w:rPr>
+        <w:t>Output:</w:t>
+      </w:r>
+    </w:p>
+    <w:p>
+      <w:pPr>
+        <w:ind w:left="0" w:firstLine="0"/>
+      </w:pPr>
+      <w:r>
+        <w:lastRenderedPageBreak/>
+        <w:drawing>
+          <wp:inline distT="0" distB="0" distL="0" distR="0" wp14:anchorId="1B877DFC" wp14:editId="37F8F048">
+            <wp:extent cx="5363323" cy="2124371"/>
+            <wp:effectExtent l="0" t="0" r="8890" b="9525"/>
+            <wp:docPr id="1192621377" name="Picture 1"/>
+            <wp:cNvGraphicFramePr>
+              <a:graphicFrameLocks xmlns:a="http://schemas.openxmlformats.org/drawingml/2006/main" noChangeAspect="1"/>
+            </wp:cNvGraphicFramePr>
+            <a:graphic xmlns:a="http://schemas.openxmlformats.org/drawingml/2006/main">
+              <a:graphicData uri="http://schemas.openxmlformats.org/drawingml/2006/picture">
+                <pic:pic xmlns:pic="http://schemas.openxmlformats.org/drawingml/2006/picture">
+                  <pic:nvPicPr>
+                    <pic:cNvPr id="1192621377" name=""/>
+                    <pic:cNvPicPr/>
+                  </pic:nvPicPr>
+                  <pic:blipFill>
+                    <a:blip r:embed="rId15"/>
+                    <a:stretch>
+                      <a:fillRect/>
+                    </a:stretch>
+                  </pic:blipFill>
+                  <pic:spPr>
+                    <a:xfrm>
+                      <a:off x="0" y="0"/>
+                      <a:ext cx="5363323" cy="2124371"/>
+                    </a:xfrm>
+                    <a:prstGeom prst="rect">
+                      <a:avLst/>
+                    </a:prstGeom>
+                  </pic:spPr>
+                </pic:pic>
+              </a:graphicData>
+            </a:graphic>
+          </wp:inline>
+        </w:drawing>
+      </w:r>
+    </w:p>
+    <w:p>
+      <w:pPr>
+        <w:ind w:left="0" w:firstLine="0"/>
+      </w:pPr>
+      <w:r>
+        <w:rPr>
+          <w:highlight w:val="yellow"/>
+        </w:rPr>
+        <w:t>Arrow functions:</w:t>
+      </w:r>
+      <w:r>
+        <w:t xml:space="preserve"> To simplify writing the callback functions</w:t>
+      </w:r>
+    </w:p>
+    <w:p>
+      <w:pPr>
+        <w:ind w:left="0" w:firstLine="0"/>
+      </w:pPr>
+      <w:r>
+        <w:drawing>
+          <wp:inline distT="0" distB="0" distL="0" distR="0" wp14:anchorId="1EAF5221" wp14:editId="530B003A">
+            <wp:extent cx="5943600" cy="2732405"/>
+            <wp:effectExtent l="0" t="0" r="0" b="0"/>
+            <wp:docPr id="2093613844" name="Picture 1"/>
+            <wp:cNvGraphicFramePr>
+              <a:graphicFrameLocks xmlns:a="http://schemas.openxmlformats.org/drawingml/2006/main" noChangeAspect="1"/>
+            </wp:cNvGraphicFramePr>
+            <a:graphic xmlns:a="http://schemas.openxmlformats.org/drawingml/2006/main">
+              <a:graphicData uri="http://schemas.openxmlformats.org/drawingml/2006/picture">
+                <pic:pic xmlns:pic="http://schemas.openxmlformats.org/drawingml/2006/picture">
+                  <pic:nvPicPr>
+                    <pic:cNvPr id="2093613844" name=""/>
+                    <pic:cNvPicPr/>
+                  </pic:nvPicPr>
+                  <pic:blipFill>
+                    <a:blip r:embed="rId16"/>
+                    <a:stretch>
+                      <a:fillRect/>
+                    </a:stretch>
+                  </pic:blipFill>
+                  <pic:spPr>
+                    <a:xfrm>
+                      <a:off x="0" y="0"/>
+                      <a:ext cx="5943600" cy="2732405"/>
+                    </a:xfrm>
+                    <a:prstGeom prst="rect">
+                      <a:avLst/>
+                    </a:prstGeom>
+                  </pic:spPr>
+                </pic:pic>
+              </a:graphicData>
+            </a:graphic>
+          </wp:inline>
+        </w:drawing>
+      </w:r>
     </w:p>
     <w:sectPr>
       <w:pgSz w:w="12240" w:h="15840"/>

--- a/React.js.docx
+++ b/React.js.docx
@@ -918,6 +918,9 @@
         <w:ind w:left="0" w:firstLine="0"/>
       </w:pPr>
       <w:r>
+        <w:rPr>
+          <w:noProof/>
+        </w:rPr>
         <w:lastRenderedPageBreak/>
         <w:drawing>
           <wp:inline distT="0" distB="0" distL="0" distR="0" wp14:anchorId="6457EEE2" wp14:editId="2BE49359">
@@ -972,6 +975,9 @@
         <w:ind w:left="0" w:firstLine="0"/>
       </w:pPr>
       <w:r>
+        <w:rPr>
+          <w:noProof/>
+        </w:rPr>
         <w:lastRenderedPageBreak/>
         <w:drawing>
           <wp:inline distT="0" distB="0" distL="0" distR="0" wp14:anchorId="7B3CC751" wp14:editId="0D4F65E9">
@@ -1081,6 +1087,9 @@
         <w:ind w:left="0" w:firstLine="0"/>
       </w:pPr>
       <w:r>
+        <w:rPr>
+          <w:noProof/>
+        </w:rPr>
         <w:lastRenderedPageBreak/>
         <w:drawing>
           <wp:inline distT="0" distB="0" distL="0" distR="0" wp14:anchorId="1FF88D5C" wp14:editId="53B64547">
@@ -1189,6 +1198,9 @@
         <w:ind w:left="0" w:firstLine="0"/>
       </w:pPr>
       <w:r>
+        <w:rPr>
+          <w:noProof/>
+        </w:rPr>
         <w:lastRenderedPageBreak/>
         <w:drawing>
           <wp:inline distT="0" distB="0" distL="0" distR="0" wp14:anchorId="65BEEECE" wp14:editId="44B07F13">
@@ -1243,6 +1255,9 @@
         <w:ind w:left="0" w:firstLine="0"/>
       </w:pPr>
       <w:r>
+        <w:rPr>
+          <w:noProof/>
+        </w:rPr>
         <w:lastRenderedPageBreak/>
         <w:drawing>
           <wp:inline distT="0" distB="0" distL="0" distR="0" wp14:anchorId="1B877DFC" wp14:editId="37F8F048">
@@ -1300,6 +1315,9 @@
         <w:ind w:left="0" w:firstLine="0"/>
       </w:pPr>
       <w:r>
+        <w:rPr>
+          <w:noProof/>
+        </w:rPr>
         <w:drawing>
           <wp:inline distT="0" distB="0" distL="0" distR="0" wp14:anchorId="1EAF5221" wp14:editId="530B003A">
             <wp:extent cx="5943600" cy="2732405"/>
@@ -1325,6 +1343,417 @@
                     <a:xfrm>
                       <a:off x="0" y="0"/>
                       <a:ext cx="5943600" cy="2732405"/>
+                    </a:xfrm>
+                    <a:prstGeom prst="rect">
+                      <a:avLst/>
+                    </a:prstGeom>
+                  </pic:spPr>
+                </pic:pic>
+              </a:graphicData>
+            </a:graphic>
+          </wp:inline>
+        </w:drawing>
+      </w:r>
+    </w:p>
+    <w:p>
+      <w:pPr>
+        <w:ind w:left="0" w:firstLine="0"/>
+      </w:pPr>
+    </w:p>
+    <w:p>
+      <w:pPr>
+        <w:ind w:left="0" w:firstLine="0"/>
+      </w:pPr>
+      <w:r>
+        <w:rPr>
+          <w:highlight w:val="yellow"/>
+        </w:rPr>
+        <w:t>List and Keys in React</w:t>
+      </w:r>
+    </w:p>
+    <w:p>
+      <w:pPr>
+        <w:ind w:left="0" w:firstLine="0"/>
+      </w:pPr>
+      <w:r>
+        <w:t>A list means rendering multiple components or elements from an array</w:t>
+      </w:r>
+    </w:p>
+    <w:p>
+      <w:pPr>
+        <w:ind w:left="0" w:firstLine="0"/>
+      </w:pPr>
+      <w:r>
+        <w:t>A key is a unique identifier used by react to track which list item has changed, been added or removed</w:t>
+      </w:r>
+    </w:p>
+    <w:p>
+      <w:pPr>
+        <w:ind w:left="0" w:firstLine="0"/>
+      </w:pPr>
+      <w:r>
+        <w:lastRenderedPageBreak/>
+        <w:drawing>
+          <wp:inline distT="0" distB="0" distL="0" distR="0" wp14:anchorId="46933C4E" wp14:editId="52F19C0C">
+            <wp:extent cx="5943600" cy="5403215"/>
+            <wp:effectExtent l="0" t="0" r="0" b="6985"/>
+            <wp:docPr id="2126247337" name="Picture 1"/>
+            <wp:cNvGraphicFramePr>
+              <a:graphicFrameLocks xmlns:a="http://schemas.openxmlformats.org/drawingml/2006/main" noChangeAspect="1"/>
+            </wp:cNvGraphicFramePr>
+            <a:graphic xmlns:a="http://schemas.openxmlformats.org/drawingml/2006/main">
+              <a:graphicData uri="http://schemas.openxmlformats.org/drawingml/2006/picture">
+                <pic:pic xmlns:pic="http://schemas.openxmlformats.org/drawingml/2006/picture">
+                  <pic:nvPicPr>
+                    <pic:cNvPr id="2126247337" name=""/>
+                    <pic:cNvPicPr/>
+                  </pic:nvPicPr>
+                  <pic:blipFill>
+                    <a:blip r:embed="rId17"/>
+                    <a:stretch>
+                      <a:fillRect/>
+                    </a:stretch>
+                  </pic:blipFill>
+                  <pic:spPr>
+                    <a:xfrm>
+                      <a:off x="0" y="0"/>
+                      <a:ext cx="5943600" cy="5403215"/>
+                    </a:xfrm>
+                    <a:prstGeom prst="rect">
+                      <a:avLst/>
+                    </a:prstGeom>
+                  </pic:spPr>
+                </pic:pic>
+              </a:graphicData>
+            </a:graphic>
+          </wp:inline>
+        </w:drawing>
+      </w:r>
+    </w:p>
+    <w:p>
+      <w:pPr>
+        <w:ind w:left="0" w:firstLine="0"/>
+      </w:pPr>
+      <w:r>
+        <w:rPr>
+          <w:highlight w:val="yellow"/>
+        </w:rPr>
+        <w:t>Output;</w:t>
+      </w:r>
+    </w:p>
+    <w:p>
+      <w:pPr>
+        <w:ind w:left="0" w:firstLine="0"/>
+      </w:pPr>
+      <w:r>
+        <w:lastRenderedPageBreak/>
+        <w:drawing>
+          <wp:inline distT="0" distB="0" distL="0" distR="0" wp14:anchorId="2534402B" wp14:editId="608E683E">
+            <wp:extent cx="4915586" cy="5925377"/>
+            <wp:effectExtent l="0" t="0" r="0" b="0"/>
+            <wp:docPr id="641603759" name="Picture 1"/>
+            <wp:cNvGraphicFramePr>
+              <a:graphicFrameLocks xmlns:a="http://schemas.openxmlformats.org/drawingml/2006/main" noChangeAspect="1"/>
+            </wp:cNvGraphicFramePr>
+            <a:graphic xmlns:a="http://schemas.openxmlformats.org/drawingml/2006/main">
+              <a:graphicData uri="http://schemas.openxmlformats.org/drawingml/2006/picture">
+                <pic:pic xmlns:pic="http://schemas.openxmlformats.org/drawingml/2006/picture">
+                  <pic:nvPicPr>
+                    <pic:cNvPr id="641603759" name=""/>
+                    <pic:cNvPicPr/>
+                  </pic:nvPicPr>
+                  <pic:blipFill>
+                    <a:blip r:embed="rId18"/>
+                    <a:stretch>
+                      <a:fillRect/>
+                    </a:stretch>
+                  </pic:blipFill>
+                  <pic:spPr>
+                    <a:xfrm>
+                      <a:off x="0" y="0"/>
+                      <a:ext cx="4915586" cy="5925377"/>
+                    </a:xfrm>
+                    <a:prstGeom prst="rect">
+                      <a:avLst/>
+                    </a:prstGeom>
+                  </pic:spPr>
+                </pic:pic>
+              </a:graphicData>
+            </a:graphic>
+          </wp:inline>
+        </w:drawing>
+      </w:r>
+    </w:p>
+    <w:p>
+      <w:pPr>
+        <w:ind w:left="0" w:firstLine="0"/>
+      </w:pPr>
+      <w:r>
+        <w:rPr>
+          <w:highlight w:val="yellow"/>
+        </w:rPr>
+        <w:t>Adding bootstrap.js library in our react app</w:t>
+      </w:r>
+    </w:p>
+    <w:p>
+      <w:pPr>
+        <w:ind w:left="0" w:firstLine="0"/>
+      </w:pPr>
+      <w:r>
+        <w:t>Bootstrap is a third party CSS library which helps you to style the components, it gives many built-in classes like btn, btn-primary, alert alert-danger, alert-success, container, container-fluid and many more</w:t>
+      </w:r>
+    </w:p>
+    <w:p>
+      <w:pPr>
+        <w:ind w:left="0" w:firstLine="0"/>
+      </w:pPr>
+    </w:p>
+    <w:p>
+      <w:pPr>
+        <w:ind w:left="0" w:firstLine="0"/>
+      </w:pPr>
+      <w:r>
+        <w:rPr>
+          <w:highlight w:val="yellow"/>
+        </w:rPr>
+        <w:t>States &amp; Events</w:t>
+      </w:r>
+    </w:p>
+    <w:p>
+      <w:pPr>
+        <w:ind w:left="0" w:firstLine="0"/>
+      </w:pPr>
+      <w:r>
+        <w:lastRenderedPageBreak/>
+        <w:t>States are the data that can be modified</w:t>
+      </w:r>
+      <w:r>
+        <w:t>, when the states are modified react re-renders the components</w:t>
+      </w:r>
+    </w:p>
+    <w:p>
+      <w:pPr>
+        <w:ind w:left="0" w:firstLine="0"/>
+      </w:pPr>
+      <w:r>
+        <w:t>Events are the actions user perform which you need to handle to perform some task</w:t>
+      </w:r>
+    </w:p>
+    <w:p>
+      <w:pPr>
+        <w:ind w:left="0" w:firstLine="0"/>
+      </w:pPr>
+      <w:r>
+        <w:t>React gives a built hook function to create states i.e., useState()</w:t>
+      </w:r>
+    </w:p>
+    <w:p>
+      <w:pPr>
+        <w:ind w:left="0" w:firstLine="0"/>
+      </w:pPr>
+      <w:r>
+        <w:t>useState() takes a parameter that is a default value for the state &amp; it returns 2 property.</w:t>
+      </w:r>
+    </w:p>
+    <w:p>
+      <w:pPr>
+        <w:ind w:left="0" w:firstLine="0"/>
+      </w:pPr>
+      <w:r>
+        <w:t>let [name, setName] = useState(“Guest”);</w:t>
+      </w:r>
+    </w:p>
+    <w:p>
+      <w:pPr>
+        <w:ind w:left="0" w:firstLine="0"/>
+      </w:pPr>
+      <w:r>
+        <w:drawing>
+          <wp:inline distT="0" distB="0" distL="0" distR="0" wp14:anchorId="68742565" wp14:editId="28FB93E9">
+            <wp:extent cx="5943600" cy="4200525"/>
+            <wp:effectExtent l="0" t="0" r="0" b="9525"/>
+            <wp:docPr id="232350103" name="Picture 1"/>
+            <wp:cNvGraphicFramePr>
+              <a:graphicFrameLocks xmlns:a="http://schemas.openxmlformats.org/drawingml/2006/main" noChangeAspect="1"/>
+            </wp:cNvGraphicFramePr>
+            <a:graphic xmlns:a="http://schemas.openxmlformats.org/drawingml/2006/main">
+              <a:graphicData uri="http://schemas.openxmlformats.org/drawingml/2006/picture">
+                <pic:pic xmlns:pic="http://schemas.openxmlformats.org/drawingml/2006/picture">
+                  <pic:nvPicPr>
+                    <pic:cNvPr id="232350103" name=""/>
+                    <pic:cNvPicPr/>
+                  </pic:nvPicPr>
+                  <pic:blipFill>
+                    <a:blip r:embed="rId19"/>
+                    <a:stretch>
+                      <a:fillRect/>
+                    </a:stretch>
+                  </pic:blipFill>
+                  <pic:spPr>
+                    <a:xfrm>
+                      <a:off x="0" y="0"/>
+                      <a:ext cx="5943600" cy="4200525"/>
+                    </a:xfrm>
+                    <a:prstGeom prst="rect">
+                      <a:avLst/>
+                    </a:prstGeom>
+                  </pic:spPr>
+                </pic:pic>
+              </a:graphicData>
+            </a:graphic>
+          </wp:inline>
+        </w:drawing>
+      </w:r>
+    </w:p>
+    <w:p>
+      <w:pPr>
+        <w:ind w:left="0" w:firstLine="0"/>
+      </w:pPr>
+      <w:r>
+        <w:rPr>
+          <w:highlight w:val="yellow"/>
+        </w:rPr>
+        <w:t>Output:</w:t>
+      </w:r>
+    </w:p>
+    <w:p>
+      <w:pPr>
+        <w:ind w:left="0" w:firstLine="0"/>
+      </w:pPr>
+      <w:r>
+        <w:lastRenderedPageBreak/>
+        <w:drawing>
+          <wp:inline distT="0" distB="0" distL="0" distR="0" wp14:anchorId="54FC4FCA" wp14:editId="6E8DD3A5">
+            <wp:extent cx="5915851" cy="3410426"/>
+            <wp:effectExtent l="0" t="0" r="8890" b="0"/>
+            <wp:docPr id="551044188" name="Picture 1"/>
+            <wp:cNvGraphicFramePr>
+              <a:graphicFrameLocks xmlns:a="http://schemas.openxmlformats.org/drawingml/2006/main" noChangeAspect="1"/>
+            </wp:cNvGraphicFramePr>
+            <a:graphic xmlns:a="http://schemas.openxmlformats.org/drawingml/2006/main">
+              <a:graphicData uri="http://schemas.openxmlformats.org/drawingml/2006/picture">
+                <pic:pic xmlns:pic="http://schemas.openxmlformats.org/drawingml/2006/picture">
+                  <pic:nvPicPr>
+                    <pic:cNvPr id="551044188" name=""/>
+                    <pic:cNvPicPr/>
+                  </pic:nvPicPr>
+                  <pic:blipFill>
+                    <a:blip r:embed="rId20"/>
+                    <a:stretch>
+                      <a:fillRect/>
+                    </a:stretch>
+                  </pic:blipFill>
+                  <pic:spPr>
+                    <a:xfrm>
+                      <a:off x="0" y="0"/>
+                      <a:ext cx="5915851" cy="3410426"/>
+                    </a:xfrm>
+                    <a:prstGeom prst="rect">
+                      <a:avLst/>
+                    </a:prstGeom>
+                  </pic:spPr>
+                </pic:pic>
+              </a:graphicData>
+            </a:graphic>
+          </wp:inline>
+        </w:drawing>
+      </w:r>
+    </w:p>
+    <w:p>
+      <w:pPr>
+        <w:ind w:left="0" w:firstLine="0"/>
+      </w:pPr>
+      <w:r>
+        <w:rPr>
+          <w:highlight w:val="yellow"/>
+        </w:rPr>
+        <w:t>Registration Form</w:t>
+      </w:r>
+    </w:p>
+    <w:p>
+      <w:pPr>
+        <w:ind w:left="0" w:firstLine="0"/>
+      </w:pPr>
+      <w:r>
+        <w:drawing>
+          <wp:inline distT="0" distB="0" distL="0" distR="0" wp14:anchorId="3CD5AEFD" wp14:editId="24B4E69D">
+            <wp:extent cx="5943600" cy="3815715"/>
+            <wp:effectExtent l="0" t="0" r="0" b="0"/>
+            <wp:docPr id="855837319" name="Picture 1"/>
+            <wp:cNvGraphicFramePr>
+              <a:graphicFrameLocks xmlns:a="http://schemas.openxmlformats.org/drawingml/2006/main" noChangeAspect="1"/>
+            </wp:cNvGraphicFramePr>
+            <a:graphic xmlns:a="http://schemas.openxmlformats.org/drawingml/2006/main">
+              <a:graphicData uri="http://schemas.openxmlformats.org/drawingml/2006/picture">
+                <pic:pic xmlns:pic="http://schemas.openxmlformats.org/drawingml/2006/picture">
+                  <pic:nvPicPr>
+                    <pic:cNvPr id="855837319" name=""/>
+                    <pic:cNvPicPr/>
+                  </pic:nvPicPr>
+                  <pic:blipFill>
+                    <a:blip r:embed="rId21"/>
+                    <a:stretch>
+                      <a:fillRect/>
+                    </a:stretch>
+                  </pic:blipFill>
+                  <pic:spPr>
+                    <a:xfrm>
+                      <a:off x="0" y="0"/>
+                      <a:ext cx="5943600" cy="3815715"/>
+                    </a:xfrm>
+                    <a:prstGeom prst="rect">
+                      <a:avLst/>
+                    </a:prstGeom>
+                  </pic:spPr>
+                </pic:pic>
+              </a:graphicData>
+            </a:graphic>
+          </wp:inline>
+        </w:drawing>
+      </w:r>
+    </w:p>
+    <w:p>
+      <w:pPr>
+        <w:ind w:left="0" w:firstLine="0"/>
+      </w:pPr>
+      <w:r>
+        <w:rPr>
+          <w:highlight w:val="yellow"/>
+        </w:rPr>
+        <w:t>Output:</w:t>
+      </w:r>
+    </w:p>
+    <w:p>
+      <w:pPr>
+        <w:ind w:left="0" w:firstLine="0"/>
+      </w:pPr>
+      <w:r>
+        <w:lastRenderedPageBreak/>
+        <w:drawing>
+          <wp:inline distT="0" distB="0" distL="0" distR="0" wp14:anchorId="0B6F58CF" wp14:editId="08D24759">
+            <wp:extent cx="5943600" cy="4697730"/>
+            <wp:effectExtent l="0" t="0" r="0" b="7620"/>
+            <wp:docPr id="1417966911" name="Picture 1"/>
+            <wp:cNvGraphicFramePr>
+              <a:graphicFrameLocks xmlns:a="http://schemas.openxmlformats.org/drawingml/2006/main" noChangeAspect="1"/>
+            </wp:cNvGraphicFramePr>
+            <a:graphic xmlns:a="http://schemas.openxmlformats.org/drawingml/2006/main">
+              <a:graphicData uri="http://schemas.openxmlformats.org/drawingml/2006/picture">
+                <pic:pic xmlns:pic="http://schemas.openxmlformats.org/drawingml/2006/picture">
+                  <pic:nvPicPr>
+                    <pic:cNvPr id="1417966911" name=""/>
+                    <pic:cNvPicPr/>
+                  </pic:nvPicPr>
+                  <pic:blipFill>
+                    <a:blip r:embed="rId22"/>
+                    <a:stretch>
+                      <a:fillRect/>
+                    </a:stretch>
+                  </pic:blipFill>
+                  <pic:spPr>
+                    <a:xfrm>
+                      <a:off x="0" y="0"/>
+                      <a:ext cx="5943600" cy="4697730"/>
                     </a:xfrm>
                     <a:prstGeom prst="rect">
                       <a:avLst/>

--- a/React.js.docx
+++ b/React.js.docx
@@ -1392,6 +1392,9 @@
         <w:ind w:left="0" w:firstLine="0"/>
       </w:pPr>
       <w:r>
+        <w:rPr>
+          <w:noProof/>
+        </w:rPr>
         <w:lastRenderedPageBreak/>
         <w:drawing>
           <wp:inline distT="0" distB="0" distL="0" distR="0" wp14:anchorId="46933C4E" wp14:editId="52F19C0C">
@@ -1446,6 +1449,9 @@
         <w:ind w:left="0" w:firstLine="0"/>
       </w:pPr>
       <w:r>
+        <w:rPr>
+          <w:noProof/>
+        </w:rPr>
         <w:lastRenderedPageBreak/>
         <w:drawing>
           <wp:inline distT="0" distB="0" distL="0" distR="0" wp14:anchorId="2534402B" wp14:editId="608E683E">
@@ -1568,6 +1574,9 @@
         <w:ind w:left="0" w:firstLine="0"/>
       </w:pPr>
       <w:r>
+        <w:rPr>
+          <w:noProof/>
+        </w:rPr>
         <w:drawing>
           <wp:inline distT="0" distB="0" distL="0" distR="0" wp14:anchorId="68742565" wp14:editId="28FB93E9">
             <wp:extent cx="5943600" cy="4200525"/>
@@ -1621,6 +1630,9 @@
         <w:ind w:left="0" w:firstLine="0"/>
       </w:pPr>
       <w:r>
+        <w:rPr>
+          <w:noProof/>
+        </w:rPr>
         <w:lastRenderedPageBreak/>
         <w:drawing>
           <wp:inline distT="0" distB="0" distL="0" distR="0" wp14:anchorId="54FC4FCA" wp14:editId="6E8DD3A5">
@@ -1675,6 +1687,9 @@
         <w:ind w:left="0" w:firstLine="0"/>
       </w:pPr>
       <w:r>
+        <w:rPr>
+          <w:noProof/>
+        </w:rPr>
         <w:drawing>
           <wp:inline distT="0" distB="0" distL="0" distR="0" wp14:anchorId="3CD5AEFD" wp14:editId="24B4E69D">
             <wp:extent cx="5943600" cy="3815715"/>
@@ -1728,6 +1743,9 @@
         <w:ind w:left="0" w:firstLine="0"/>
       </w:pPr>
       <w:r>
+        <w:rPr>
+          <w:noProof/>
+        </w:rPr>
         <w:lastRenderedPageBreak/>
         <w:drawing>
           <wp:inline distT="0" distB="0" distL="0" distR="0" wp14:anchorId="0B6F58CF" wp14:editId="08D24759">
@@ -1754,6 +1772,410 @@
                     <a:xfrm>
                       <a:off x="0" y="0"/>
                       <a:ext cx="5943600" cy="4697730"/>
+                    </a:xfrm>
+                    <a:prstGeom prst="rect">
+                      <a:avLst/>
+                    </a:prstGeom>
+                  </pic:spPr>
+                </pic:pic>
+              </a:graphicData>
+            </a:graphic>
+          </wp:inline>
+        </w:drawing>
+      </w:r>
+    </w:p>
+    <w:p>
+      <w:pPr>
+        <w:ind w:left="0" w:firstLine="0"/>
+      </w:pPr>
+      <w:r>
+        <w:rPr>
+          <w:highlight w:val="yellow"/>
+        </w:rPr>
+        <w:t>JSON Server:</w:t>
+      </w:r>
+      <w:r>
+        <w:t xml:space="preserve"> </w:t>
+      </w:r>
+    </w:p>
+    <w:p>
+      <w:pPr>
+        <w:ind w:left="0" w:firstLine="0"/>
+      </w:pPr>
+      <w:r>
+        <w:t>This is a library that helps you to create a prototype of rest api’s so that front end can access to send HTTP requests &amp; handle HTTP response.</w:t>
+      </w:r>
+    </w:p>
+    <w:p>
+      <w:pPr>
+        <w:ind w:left="0" w:firstLine="0"/>
+      </w:pPr>
+      <w:r>
+        <w:drawing>
+          <wp:inline distT="0" distB="0" distL="0" distR="0" wp14:anchorId="070D5343" wp14:editId="4C4A3809">
+            <wp:extent cx="5943600" cy="1437005"/>
+            <wp:effectExtent l="0" t="0" r="0" b="0"/>
+            <wp:docPr id="1152236818" name="Picture 1"/>
+            <wp:cNvGraphicFramePr>
+              <a:graphicFrameLocks xmlns:a="http://schemas.openxmlformats.org/drawingml/2006/main" noChangeAspect="1"/>
+            </wp:cNvGraphicFramePr>
+            <a:graphic xmlns:a="http://schemas.openxmlformats.org/drawingml/2006/main">
+              <a:graphicData uri="http://schemas.openxmlformats.org/drawingml/2006/picture">
+                <pic:pic xmlns:pic="http://schemas.openxmlformats.org/drawingml/2006/picture">
+                  <pic:nvPicPr>
+                    <pic:cNvPr id="1152236818" name=""/>
+                    <pic:cNvPicPr/>
+                  </pic:nvPicPr>
+                  <pic:blipFill>
+                    <a:blip r:embed="rId23"/>
+                    <a:stretch>
+                      <a:fillRect/>
+                    </a:stretch>
+                  </pic:blipFill>
+                  <pic:spPr>
+                    <a:xfrm>
+                      <a:off x="0" y="0"/>
+                      <a:ext cx="5943600" cy="1437005"/>
+                    </a:xfrm>
+                    <a:prstGeom prst="rect">
+                      <a:avLst/>
+                    </a:prstGeom>
+                  </pic:spPr>
+                </pic:pic>
+              </a:graphicData>
+            </a:graphic>
+          </wp:inline>
+        </w:drawing>
+      </w:r>
+    </w:p>
+    <w:p>
+      <w:pPr>
+        <w:ind w:left="0" w:firstLine="0"/>
+      </w:pPr>
+    </w:p>
+    <w:p>
+      <w:pPr>
+        <w:ind w:left="0" w:firstLine="0"/>
+      </w:pPr>
+      <w:r>
+        <w:rPr>
+          <w:highlight w:val="yellow"/>
+        </w:rPr>
+        <w:lastRenderedPageBreak/>
+        <w:t>Create a db.json file and store some data</w:t>
+      </w:r>
+      <w:r>
+        <w:drawing>
+          <wp:inline distT="0" distB="0" distL="0" distR="0" wp14:anchorId="51A7B8A0" wp14:editId="1CD32C70">
+            <wp:extent cx="5943600" cy="2881630"/>
+            <wp:effectExtent l="0" t="0" r="0" b="0"/>
+            <wp:docPr id="505216259" name="Picture 1"/>
+            <wp:cNvGraphicFramePr>
+              <a:graphicFrameLocks xmlns:a="http://schemas.openxmlformats.org/drawingml/2006/main" noChangeAspect="1"/>
+            </wp:cNvGraphicFramePr>
+            <a:graphic xmlns:a="http://schemas.openxmlformats.org/drawingml/2006/main">
+              <a:graphicData uri="http://schemas.openxmlformats.org/drawingml/2006/picture">
+                <pic:pic xmlns:pic="http://schemas.openxmlformats.org/drawingml/2006/picture">
+                  <pic:nvPicPr>
+                    <pic:cNvPr id="505216259" name=""/>
+                    <pic:cNvPicPr/>
+                  </pic:nvPicPr>
+                  <pic:blipFill>
+                    <a:blip r:embed="rId24"/>
+                    <a:stretch>
+                      <a:fillRect/>
+                    </a:stretch>
+                  </pic:blipFill>
+                  <pic:spPr>
+                    <a:xfrm>
+                      <a:off x="0" y="0"/>
+                      <a:ext cx="5943600" cy="2881630"/>
+                    </a:xfrm>
+                    <a:prstGeom prst="rect">
+                      <a:avLst/>
+                    </a:prstGeom>
+                  </pic:spPr>
+                </pic:pic>
+              </a:graphicData>
+            </a:graphic>
+          </wp:inline>
+        </w:drawing>
+      </w:r>
+    </w:p>
+    <w:p>
+      <w:pPr>
+        <w:ind w:left="0" w:firstLine="0"/>
+      </w:pPr>
+      <w:r>
+        <w:rPr>
+          <w:highlight w:val="yellow"/>
+        </w:rPr>
+        <w:t>axios library</w:t>
+      </w:r>
+    </w:p>
+    <w:p>
+      <w:pPr>
+        <w:ind w:left="0" w:firstLine="0"/>
+      </w:pPr>
+      <w:r>
+        <w:t>This is a 3</w:t>
+      </w:r>
+      <w:r>
+        <w:rPr>
+          <w:vertAlign w:val="superscript"/>
+        </w:rPr>
+        <w:t>rd</w:t>
+      </w:r>
+      <w:r>
+        <w:t xml:space="preserve"> party library React uses to make HTTP requests, using this you can send POST, PUT, DELETE &amp; GET requests, all the methods are asynchronous and returns a Promise object</w:t>
+      </w:r>
+      <w:r>
+        <w:t xml:space="preserve"> which needs to be </w:t>
+      </w:r>
+      <w:r>
+        <w:t>settled(completed)</w:t>
+      </w:r>
+      <w:r>
+        <w:t xml:space="preserve"> using .then() or .catch()</w:t>
+      </w:r>
+      <w:r>
+        <w:t xml:space="preserve"> </w:t>
+      </w:r>
+    </w:p>
+    <w:p>
+      <w:pPr>
+        <w:ind w:left="0" w:firstLine="0"/>
+      </w:pPr>
+      <w:r>
+        <w:rPr>
+          <w:highlight w:val="yellow"/>
+        </w:rPr>
+        <w:t>Note:</w:t>
+      </w:r>
+      <w:r>
+        <w:t xml:space="preserve"> a promise that is resolved is called as success, a promise that is rejected is called as failure</w:t>
+      </w:r>
+    </w:p>
+    <w:p>
+      <w:pPr>
+        <w:ind w:left="0" w:firstLine="0"/>
+      </w:pPr>
+      <w:r>
+        <w:drawing>
+          <wp:inline distT="0" distB="0" distL="0" distR="0" wp14:anchorId="6AB1D165" wp14:editId="67C018AA">
+            <wp:extent cx="5943600" cy="1806575"/>
+            <wp:effectExtent l="0" t="0" r="0" b="3175"/>
+            <wp:docPr id="184349213" name="Picture 1"/>
+            <wp:cNvGraphicFramePr>
+              <a:graphicFrameLocks xmlns:a="http://schemas.openxmlformats.org/drawingml/2006/main" noChangeAspect="1"/>
+            </wp:cNvGraphicFramePr>
+            <a:graphic xmlns:a="http://schemas.openxmlformats.org/drawingml/2006/main">
+              <a:graphicData uri="http://schemas.openxmlformats.org/drawingml/2006/picture">
+                <pic:pic xmlns:pic="http://schemas.openxmlformats.org/drawingml/2006/picture">
+                  <pic:nvPicPr>
+                    <pic:cNvPr id="184349213" name=""/>
+                    <pic:cNvPicPr/>
+                  </pic:nvPicPr>
+                  <pic:blipFill>
+                    <a:blip r:embed="rId25"/>
+                    <a:stretch>
+                      <a:fillRect/>
+                    </a:stretch>
+                  </pic:blipFill>
+                  <pic:spPr>
+                    <a:xfrm>
+                      <a:off x="0" y="0"/>
+                      <a:ext cx="5943600" cy="1806575"/>
+                    </a:xfrm>
+                    <a:prstGeom prst="rect">
+                      <a:avLst/>
+                    </a:prstGeom>
+                  </pic:spPr>
+                </pic:pic>
+              </a:graphicData>
+            </a:graphic>
+          </wp:inline>
+        </w:drawing>
+      </w:r>
+    </w:p>
+    <w:p>
+      <w:pPr>
+        <w:ind w:left="0" w:firstLine="0"/>
+      </w:pPr>
+      <w:r>
+        <w:rPr>
+          <w:highlight w:val="yellow"/>
+        </w:rPr>
+        <w:t>You can run the json server so that through axios you can send requests to the JSON server</w:t>
+      </w:r>
+    </w:p>
+    <w:p>
+      <w:pPr>
+        <w:ind w:left="0" w:firstLine="0"/>
+      </w:pPr>
+      <w:r>
+        <w:t>json-server --watch db.json</w:t>
+      </w:r>
+    </w:p>
+    <w:p>
+      <w:pPr>
+        <w:ind w:left="0" w:firstLine="0"/>
+      </w:pPr>
+      <w:r>
+        <w:lastRenderedPageBreak/>
+        <w:drawing>
+          <wp:inline distT="0" distB="0" distL="0" distR="0" wp14:anchorId="48398B25" wp14:editId="1C6F2818">
+            <wp:extent cx="5943600" cy="4316095"/>
+            <wp:effectExtent l="0" t="0" r="0" b="8255"/>
+            <wp:docPr id="193858401" name="Picture 1"/>
+            <wp:cNvGraphicFramePr>
+              <a:graphicFrameLocks xmlns:a="http://schemas.openxmlformats.org/drawingml/2006/main" noChangeAspect="1"/>
+            </wp:cNvGraphicFramePr>
+            <a:graphic xmlns:a="http://schemas.openxmlformats.org/drawingml/2006/main">
+              <a:graphicData uri="http://schemas.openxmlformats.org/drawingml/2006/picture">
+                <pic:pic xmlns:pic="http://schemas.openxmlformats.org/drawingml/2006/picture">
+                  <pic:nvPicPr>
+                    <pic:cNvPr id="193858401" name=""/>
+                    <pic:cNvPicPr/>
+                  </pic:nvPicPr>
+                  <pic:blipFill>
+                    <a:blip r:embed="rId26"/>
+                    <a:stretch>
+                      <a:fillRect/>
+                    </a:stretch>
+                  </pic:blipFill>
+                  <pic:spPr>
+                    <a:xfrm>
+                      <a:off x="0" y="0"/>
+                      <a:ext cx="5943600" cy="4316095"/>
+                    </a:xfrm>
+                    <a:prstGeom prst="rect">
+                      <a:avLst/>
+                    </a:prstGeom>
+                  </pic:spPr>
+                </pic:pic>
+              </a:graphicData>
+            </a:graphic>
+          </wp:inline>
+        </w:drawing>
+      </w:r>
+    </w:p>
+    <w:p>
+      <w:pPr>
+        <w:ind w:left="0" w:firstLine="0"/>
+      </w:pPr>
+    </w:p>
+    <w:p>
+      <w:pPr>
+        <w:ind w:left="0" w:firstLine="0"/>
+      </w:pPr>
+      <w:r>
+        <w:rPr>
+          <w:highlight w:val="yellow"/>
+        </w:rPr>
+        <w:t>MyComponents.jsx</w:t>
+      </w:r>
+    </w:p>
+    <w:p>
+      <w:pPr>
+        <w:ind w:left="0" w:firstLine="0"/>
+      </w:pPr>
+      <w:r>
+        <w:lastRenderedPageBreak/>
+        <w:drawing>
+          <wp:inline distT="0" distB="0" distL="0" distR="0" wp14:anchorId="76B5B115" wp14:editId="6BF25B8E">
+            <wp:extent cx="5943600" cy="4155440"/>
+            <wp:effectExtent l="0" t="0" r="0" b="0"/>
+            <wp:docPr id="1607944328" name="Picture 1"/>
+            <wp:cNvGraphicFramePr>
+              <a:graphicFrameLocks xmlns:a="http://schemas.openxmlformats.org/drawingml/2006/main" noChangeAspect="1"/>
+            </wp:cNvGraphicFramePr>
+            <a:graphic xmlns:a="http://schemas.openxmlformats.org/drawingml/2006/main">
+              <a:graphicData uri="http://schemas.openxmlformats.org/drawingml/2006/picture">
+                <pic:pic xmlns:pic="http://schemas.openxmlformats.org/drawingml/2006/picture">
+                  <pic:nvPicPr>
+                    <pic:cNvPr id="1607944328" name=""/>
+                    <pic:cNvPicPr/>
+                  </pic:nvPicPr>
+                  <pic:blipFill>
+                    <a:blip r:embed="rId27"/>
+                    <a:stretch>
+                      <a:fillRect/>
+                    </a:stretch>
+                  </pic:blipFill>
+                  <pic:spPr>
+                    <a:xfrm>
+                      <a:off x="0" y="0"/>
+                      <a:ext cx="5943600" cy="4155440"/>
+                    </a:xfrm>
+                    <a:prstGeom prst="rect">
+                      <a:avLst/>
+                    </a:prstGeom>
+                  </pic:spPr>
+                </pic:pic>
+              </a:graphicData>
+            </a:graphic>
+          </wp:inline>
+        </w:drawing>
+      </w:r>
+    </w:p>
+    <w:p>
+      <w:pPr>
+        <w:ind w:left="0" w:firstLine="0"/>
+      </w:pPr>
+      <w:r>
+        <w:rPr>
+          <w:highlight w:val="yellow"/>
+        </w:rPr>
+        <w:t>App.jsx</w:t>
+      </w:r>
+    </w:p>
+    <w:p>
+      <w:pPr>
+        <w:ind w:left="0" w:firstLine="0"/>
+      </w:pPr>
+    </w:p>
+    <w:p>
+      <w:pPr>
+        <w:ind w:left="0" w:firstLine="0"/>
+      </w:pPr>
+      <w:r>
+        <w:rPr>
+          <w:highlight w:val="yellow"/>
+        </w:rPr>
+        <w:t>Output:</w:t>
+      </w:r>
+    </w:p>
+    <w:p>
+      <w:pPr>
+        <w:ind w:left="0" w:firstLine="0"/>
+      </w:pPr>
+      <w:r>
+        <w:drawing>
+          <wp:inline distT="0" distB="0" distL="0" distR="0" wp14:anchorId="2C75F58B" wp14:editId="071F18A5">
+            <wp:extent cx="5943600" cy="1564005"/>
+            <wp:effectExtent l="0" t="0" r="0" b="0"/>
+            <wp:docPr id="1264555097" name="Picture 1"/>
+            <wp:cNvGraphicFramePr>
+              <a:graphicFrameLocks xmlns:a="http://schemas.openxmlformats.org/drawingml/2006/main" noChangeAspect="1"/>
+            </wp:cNvGraphicFramePr>
+            <a:graphic xmlns:a="http://schemas.openxmlformats.org/drawingml/2006/main">
+              <a:graphicData uri="http://schemas.openxmlformats.org/drawingml/2006/picture">
+                <pic:pic xmlns:pic="http://schemas.openxmlformats.org/drawingml/2006/picture">
+                  <pic:nvPicPr>
+                    <pic:cNvPr id="1264555097" name=""/>
+                    <pic:cNvPicPr/>
+                  </pic:nvPicPr>
+                  <pic:blipFill>
+                    <a:blip r:embed="rId28"/>
+                    <a:stretch>
+                      <a:fillRect/>
+                    </a:stretch>
+                  </pic:blipFill>
+                  <pic:spPr>
+                    <a:xfrm>
+                      <a:off x="0" y="0"/>
+                      <a:ext cx="5943600" cy="1564005"/>
                     </a:xfrm>
                     <a:prstGeom prst="rect">
                       <a:avLst/>

--- a/React.js.docx
+++ b/React.js.docx
@@ -175,7 +175,15 @@
         <w:ind w:left="0" w:firstLine="0"/>
       </w:pPr>
       <w:r>
-        <w:t>&lt;img src = “url” width = “size” height = “size” &gt;</w:t>
+        <w:t>&lt;</w:t>
+      </w:r>
+      <w:proofErr w:type="spellStart"/>
+      <w:r>
+        <w:t>img</w:t>
+      </w:r>
+      <w:proofErr w:type="spellEnd"/>
+      <w:r>
+        <w:t xml:space="preserve"> src = “url” width = “size” height = “size” &gt;</w:t>
       </w:r>
     </w:p>
     <w:p>
@@ -206,7 +214,15 @@
         </w:numPr>
       </w:pPr>
       <w:r>
-        <w:t>Ordered list: &lt;ol&gt;</w:t>
+        <w:t>Ordered list: &lt;</w:t>
+      </w:r>
+      <w:proofErr w:type="spellStart"/>
+      <w:r>
+        <w:t>ol</w:t>
+      </w:r>
+      <w:proofErr w:type="spellEnd"/>
+      <w:r>
+        <w:t>&gt;</w:t>
       </w:r>
     </w:p>
     <w:p>
@@ -237,7 +253,31 @@
         <w:ind w:left="0" w:firstLine="0"/>
       </w:pPr>
       <w:r>
-        <w:t>&lt;table&gt;, &lt;thead&gt;, &lt;tbody&gt;, &lt;tr&gt;, &lt;th&gt;, &lt;td&gt;</w:t>
+        <w:t>&lt;table&gt;, &lt;</w:t>
+      </w:r>
+      <w:proofErr w:type="spellStart"/>
+      <w:r>
+        <w:t>thead</w:t>
+      </w:r>
+      <w:proofErr w:type="spellEnd"/>
+      <w:r>
+        <w:t>&gt;, &lt;</w:t>
+      </w:r>
+      <w:proofErr w:type="spellStart"/>
+      <w:r>
+        <w:t>tbody</w:t>
+      </w:r>
+      <w:proofErr w:type="spellEnd"/>
+      <w:r>
+        <w:t>&gt;, &lt;tr&gt;, &lt;</w:t>
+      </w:r>
+      <w:proofErr w:type="spellStart"/>
+      <w:r>
+        <w:t>th</w:t>
+      </w:r>
+      <w:proofErr w:type="spellEnd"/>
+      <w:r>
+        <w:t>&gt;, &lt;td&gt;</w:t>
       </w:r>
     </w:p>
     <w:p>
@@ -445,7 +485,15 @@
         <w:ind w:left="0" w:firstLine="0"/>
       </w:pPr>
       <w:r>
-        <w:t xml:space="preserve">function Greet() { </w:t>
+        <w:t xml:space="preserve">function </w:t>
+      </w:r>
+      <w:proofErr w:type="gramStart"/>
+      <w:r>
+        <w:t>Greet(</w:t>
+      </w:r>
+      <w:proofErr w:type="gramEnd"/>
+      <w:r>
+        <w:t xml:space="preserve">) { </w:t>
       </w:r>
       <w:r>
         <w:br/>
@@ -486,12 +534,14 @@
       <w:pPr>
         <w:ind w:left="0" w:firstLine="0"/>
       </w:pPr>
+      <w:proofErr w:type="spellStart"/>
       <w:r>
         <w:rPr>
           <w:highlight w:val="yellow"/>
         </w:rPr>
         <w:t>App.jsx</w:t>
       </w:r>
+      <w:proofErr w:type="spellEnd"/>
     </w:p>
     <w:p>
       <w:pPr>
@@ -620,7 +670,23 @@
       </w:r>
       <w:r>
         <w:br/>
-        <w:t>&lt;div&gt;Hello { username }, your age { age } &lt;/div&gt;</w:t>
+        <w:t xml:space="preserve">&lt;div&gt;Hello </w:t>
+      </w:r>
+      <w:proofErr w:type="gramStart"/>
+      <w:r>
+        <w:t>{ username</w:t>
+      </w:r>
+      <w:proofErr w:type="gramEnd"/>
+      <w:r>
+        <w:t xml:space="preserve"> }, your age </w:t>
+      </w:r>
+      <w:proofErr w:type="gramStart"/>
+      <w:r>
+        <w:t>{ age</w:t>
+      </w:r>
+      <w:proofErr w:type="gramEnd"/>
+      <w:r>
+        <w:t xml:space="preserve"> } &lt;/div&gt;</w:t>
       </w:r>
     </w:p>
     <w:p>
@@ -769,7 +835,15 @@
         <w:t>Ex:</w:t>
       </w:r>
       <w:r>
-        <w:t xml:space="preserve"> let commentData = { text: “some comment text”, image: “someURL”, username: “someName”} </w:t>
+        <w:t xml:space="preserve"> let commentData = </w:t>
+      </w:r>
+      <w:proofErr w:type="gramStart"/>
+      <w:r>
+        <w:t>{ text</w:t>
+      </w:r>
+      <w:proofErr w:type="gramEnd"/>
+      <w:r>
+        <w:t xml:space="preserve">: “some comment text”, image: “someURL”, username: “someName”} </w:t>
       </w:r>
       <w:r>
         <w:br/>
@@ -906,12 +980,14 @@
       <w:pPr>
         <w:ind w:left="0" w:firstLine="0"/>
       </w:pPr>
+      <w:proofErr w:type="spellStart"/>
       <w:r>
         <w:rPr>
           <w:highlight w:val="yellow"/>
         </w:rPr>
         <w:t>App.jsx</w:t>
       </w:r>
+      <w:proofErr w:type="spellEnd"/>
     </w:p>
     <w:p>
       <w:pPr>
@@ -963,12 +1039,14 @@
       <w:pPr>
         <w:ind w:left="0" w:firstLine="0"/>
       </w:pPr>
+      <w:proofErr w:type="spellStart"/>
       <w:r>
         <w:rPr>
           <w:highlight w:val="yellow"/>
         </w:rPr>
         <w:t>main.jsx</w:t>
       </w:r>
+      <w:proofErr w:type="spellEnd"/>
     </w:p>
     <w:p>
       <w:pPr>
@@ -1160,7 +1238,23 @@
         <w:ind w:left="0" w:firstLine="0"/>
       </w:pPr>
       <w:r>
-        <w:t>let emp = { id: 100, name : “Raj”, salary: 40000, phone: 9239393};</w:t>
+        <w:t xml:space="preserve">let emp = </w:t>
+      </w:r>
+      <w:proofErr w:type="gramStart"/>
+      <w:r>
+        <w:t>{ id</w:t>
+      </w:r>
+      <w:proofErr w:type="gramEnd"/>
+      <w:r>
+        <w:t xml:space="preserve">: 100, </w:t>
+      </w:r>
+      <w:proofErr w:type="gramStart"/>
+      <w:r>
+        <w:t>name :</w:t>
+      </w:r>
+      <w:proofErr w:type="gramEnd"/>
+      <w:r>
+        <w:t xml:space="preserve"> “Raj”, salary: 40000, phone: 9239393};</w:t>
       </w:r>
     </w:p>
     <w:p>
@@ -1184,13 +1278,29 @@
         <w:ind w:left="0" w:firstLine="0"/>
       </w:pPr>
       <w:r>
-        <w:t>let { id, name, salary, phone</w:t>
+        <w:t xml:space="preserve">let </w:t>
+      </w:r>
+      <w:proofErr w:type="gramStart"/>
+      <w:r>
+        <w:t>{ id</w:t>
+      </w:r>
+      <w:proofErr w:type="gramEnd"/>
+      <w:r>
+        <w:t xml:space="preserve">, name, salary, </w:t>
+      </w:r>
+      <w:proofErr w:type="gramStart"/>
+      <w:r>
+        <w:t>phone</w:t>
       </w:r>
       <w:r>
         <w:t xml:space="preserve"> </w:t>
       </w:r>
       <w:r>
-        <w:t xml:space="preserve">}  = emp; </w:t>
+        <w:t>}</w:t>
+      </w:r>
+      <w:proofErr w:type="gramEnd"/>
+      <w:r>
+        <w:t xml:space="preserve">  = emp; </w:t>
       </w:r>
     </w:p>
     <w:p>
@@ -1498,15 +1608,37 @@
         <w:rPr>
           <w:highlight w:val="yellow"/>
         </w:rPr>
-        <w:t>Adding bootstrap.js library in our react app</w:t>
-      </w:r>
-    </w:p>
-    <w:p>
-      <w:pPr>
-        <w:ind w:left="0" w:firstLine="0"/>
-      </w:pPr>
-      <w:r>
-        <w:t>Bootstrap is a third party CSS library which helps you to style the components, it gives many built-in classes like btn, btn-primary, alert alert-danger, alert-success, container, container-fluid and many more</w:t>
+        <w:t xml:space="preserve">Adding bootstrap.js library in </w:t>
+      </w:r>
+      <w:proofErr w:type="gramStart"/>
+      <w:r>
+        <w:rPr>
+          <w:highlight w:val="yellow"/>
+        </w:rPr>
+        <w:t>our</w:t>
+      </w:r>
+      <w:proofErr w:type="gramEnd"/>
+      <w:r>
+        <w:rPr>
+          <w:highlight w:val="yellow"/>
+        </w:rPr>
+        <w:t xml:space="preserve"> react app</w:t>
+      </w:r>
+    </w:p>
+    <w:p>
+      <w:pPr>
+        <w:ind w:left="0" w:firstLine="0"/>
+      </w:pPr>
+      <w:r>
+        <w:t xml:space="preserve">Bootstrap is a </w:t>
+      </w:r>
+      <w:proofErr w:type="gramStart"/>
+      <w:r>
+        <w:t>third party</w:t>
+      </w:r>
+      <w:proofErr w:type="gramEnd"/>
+      <w:r>
+        <w:t xml:space="preserve"> CSS library which helps you to style the components, it gives many built-in classes like btn, btn-primary, alert alert-danger, alert-success, container, container-fluid and many more</w:t>
       </w:r>
     </w:p>
     <w:p>
@@ -1550,15 +1682,36 @@
         <w:ind w:left="0" w:firstLine="0"/>
       </w:pPr>
       <w:r>
-        <w:t>React gives a built hook function to create states i.e., useState()</w:t>
-      </w:r>
-    </w:p>
-    <w:p>
-      <w:pPr>
-        <w:ind w:left="0" w:firstLine="0"/>
-      </w:pPr>
-      <w:r>
-        <w:t>useState() takes a parameter that is a default value for the state &amp; it returns 2 property.</w:t>
+        <w:t xml:space="preserve">React gives a built hook function to create states i.e., </w:t>
+      </w:r>
+      <w:proofErr w:type="gramStart"/>
+      <w:r>
+        <w:t>useState(</w:t>
+      </w:r>
+      <w:proofErr w:type="gramEnd"/>
+      <w:r>
+        <w:t>)</w:t>
+      </w:r>
+    </w:p>
+    <w:p>
+      <w:pPr>
+        <w:ind w:left="0" w:firstLine="0"/>
+      </w:pPr>
+      <w:proofErr w:type="gramStart"/>
+      <w:r>
+        <w:t>useState(</w:t>
+      </w:r>
+      <w:proofErr w:type="gramEnd"/>
+      <w:r>
+        <w:t xml:space="preserve">) takes a parameter that is a default value for the state &amp; it returns 2 </w:t>
+      </w:r>
+      <w:proofErr w:type="gramStart"/>
+      <w:r>
+        <w:t>property</w:t>
+      </w:r>
+      <w:proofErr w:type="gramEnd"/>
+      <w:r>
+        <w:t>.</w:t>
       </w:r>
     </w:p>
     <w:p>
@@ -1811,6 +1964,9 @@
         <w:ind w:left="0" w:firstLine="0"/>
       </w:pPr>
       <w:r>
+        <w:rPr>
+          <w:noProof/>
+        </w:rPr>
         <w:drawing>
           <wp:inline distT="0" distB="0" distL="0" distR="0" wp14:anchorId="070D5343" wp14:editId="4C4A3809">
             <wp:extent cx="5943600" cy="1437005"/>
@@ -1865,6 +2021,9 @@
         <w:t>Create a db.json file and store some data</w:t>
       </w:r>
       <w:r>
+        <w:rPr>
+          <w:noProof/>
+        </w:rPr>
         <w:drawing>
           <wp:inline distT="0" distB="0" distL="0" distR="0" wp14:anchorId="51A7B8A0" wp14:editId="1CD32C70">
             <wp:extent cx="5943600" cy="2881630"/>
@@ -1936,11 +2095,27 @@
         <w:t>settled(completed)</w:t>
       </w:r>
       <w:r>
-        <w:t xml:space="preserve"> using .then() or .catch()</w:t>
-      </w:r>
-      <w:r>
         <w:t xml:space="preserve"> </w:t>
       </w:r>
+      <w:proofErr w:type="gramStart"/>
+      <w:r>
+        <w:t>using .then</w:t>
+      </w:r>
+      <w:proofErr w:type="gramEnd"/>
+      <w:r>
+        <w:t xml:space="preserve">() </w:t>
+      </w:r>
+      <w:proofErr w:type="gramStart"/>
+      <w:r>
+        <w:t>or .catch</w:t>
+      </w:r>
+      <w:proofErr w:type="gramEnd"/>
+      <w:r>
+        <w:t>()</w:t>
+      </w:r>
+      <w:r>
+        <w:t xml:space="preserve"> </w:t>
+      </w:r>
     </w:p>
     <w:p>
       <w:pPr>
@@ -1961,6 +2136,9 @@
         <w:ind w:left="0" w:firstLine="0"/>
       </w:pPr>
       <w:r>
+        <w:rPr>
+          <w:noProof/>
+        </w:rPr>
         <w:drawing>
           <wp:inline distT="0" distB="0" distL="0" distR="0" wp14:anchorId="6AB1D165" wp14:editId="67C018AA">
             <wp:extent cx="5943600" cy="1806575"/>
@@ -2014,14 +2192,22 @@
         <w:ind w:left="0" w:firstLine="0"/>
       </w:pPr>
       <w:r>
-        <w:t>json-server --watch db.json</w:t>
-      </w:r>
-    </w:p>
-    <w:p>
-      <w:pPr>
-        <w:ind w:left="0" w:firstLine="0"/>
-      </w:pPr>
-      <w:r>
+        <w:t xml:space="preserve">json-server --watch </w:t>
+      </w:r>
+      <w:proofErr w:type="gramStart"/>
+      <w:r>
+        <w:t>db.json</w:t>
+      </w:r>
+      <w:proofErr w:type="gramEnd"/>
+    </w:p>
+    <w:p>
+      <w:pPr>
+        <w:ind w:left="0" w:firstLine="0"/>
+      </w:pPr>
+      <w:r>
+        <w:rPr>
+          <w:noProof/>
+        </w:rPr>
         <w:lastRenderedPageBreak/>
         <w:drawing>
           <wp:inline distT="0" distB="0" distL="0" distR="0" wp14:anchorId="48398B25" wp14:editId="1C6F2818">
@@ -2069,18 +2255,23 @@
       <w:pPr>
         <w:ind w:left="0" w:firstLine="0"/>
       </w:pPr>
+      <w:proofErr w:type="spellStart"/>
       <w:r>
         <w:rPr>
           <w:highlight w:val="yellow"/>
         </w:rPr>
         <w:t>MyComponents.jsx</w:t>
       </w:r>
-    </w:p>
-    <w:p>
-      <w:pPr>
-        <w:ind w:left="0" w:firstLine="0"/>
-      </w:pPr>
-      <w:r>
+      <w:proofErr w:type="spellEnd"/>
+    </w:p>
+    <w:p>
+      <w:pPr>
+        <w:ind w:left="0" w:firstLine="0"/>
+      </w:pPr>
+      <w:r>
+        <w:rPr>
+          <w:noProof/>
+        </w:rPr>
         <w:lastRenderedPageBreak/>
         <w:drawing>
           <wp:inline distT="0" distB="0" distL="0" distR="0" wp14:anchorId="76B5B115" wp14:editId="6BF25B8E">
@@ -2123,12 +2314,14 @@
       <w:pPr>
         <w:ind w:left="0" w:firstLine="0"/>
       </w:pPr>
+      <w:proofErr w:type="spellStart"/>
       <w:r>
         <w:rPr>
           <w:highlight w:val="yellow"/>
         </w:rPr>
         <w:t>App.jsx</w:t>
       </w:r>
+      <w:proofErr w:type="spellEnd"/>
     </w:p>
     <w:p>
       <w:pPr>
@@ -2151,6 +2344,9 @@
         <w:ind w:left="0" w:firstLine="0"/>
       </w:pPr>
       <w:r>
+        <w:rPr>
+          <w:noProof/>
+        </w:rPr>
         <w:drawing>
           <wp:inline distT="0" distB="0" distL="0" distR="0" wp14:anchorId="2C75F58B" wp14:editId="071F18A5">
             <wp:extent cx="5943600" cy="1564005"/>
@@ -2188,6 +2384,681 @@
         </w:drawing>
       </w:r>
     </w:p>
+    <w:p>
+      <w:pPr>
+        <w:ind w:left="0" w:firstLine="0"/>
+      </w:pPr>
+      <w:r>
+        <w:rPr>
+          <w:highlight w:val="yellow"/>
+        </w:rPr>
+        <w:t>POST:</w:t>
+      </w:r>
+      <w:r>
+        <w:t xml:space="preserve"> It is used to create a new resource, the axios library provides a post method with two arguments url &amp; the data</w:t>
+      </w:r>
+    </w:p>
+    <w:p>
+      <w:pPr>
+        <w:ind w:left="0" w:firstLine="0"/>
+      </w:pPr>
+    </w:p>
+    <w:p>
+      <w:pPr>
+        <w:ind w:left="0" w:firstLine="0"/>
+      </w:pPr>
+      <w:r>
+        <w:rPr>
+          <w:highlight w:val="yellow"/>
+        </w:rPr>
+        <w:lastRenderedPageBreak/>
+        <w:t>React Router</w:t>
+      </w:r>
+    </w:p>
+    <w:p>
+      <w:pPr>
+        <w:ind w:left="0" w:firstLine="0"/>
+      </w:pPr>
+      <w:r>
+        <w:t>It enables to render different components without reloading the entire page, you must use a library called react router dom that gives some components that help to render different components when use clicks or does some action on any component.</w:t>
+      </w:r>
+    </w:p>
+    <w:p>
+      <w:pPr>
+        <w:pStyle w:val="ListParagraph"/>
+        <w:numPr>
+          <w:ilvl w:val="0"/>
+          <w:numId w:val="6"/>
+        </w:numPr>
+      </w:pPr>
+      <w:r>
+        <w:t xml:space="preserve">BrowserRouter: This wraps all the components i.e, entire application </w:t>
+      </w:r>
+    </w:p>
+    <w:p>
+      <w:pPr>
+        <w:pStyle w:val="ListParagraph"/>
+        <w:numPr>
+          <w:ilvl w:val="0"/>
+          <w:numId w:val="6"/>
+        </w:numPr>
+      </w:pPr>
+      <w:r>
+        <w:t>Link: Used to navigate between routes without loading entire page, by clicking on the link</w:t>
+      </w:r>
+    </w:p>
+    <w:p>
+      <w:pPr>
+        <w:pStyle w:val="ListParagraph"/>
+        <w:numPr>
+          <w:ilvl w:val="0"/>
+          <w:numId w:val="6"/>
+        </w:numPr>
+      </w:pPr>
+      <w:r>
+        <w:t>Routes: Wrapper of all the components within a Route component</w:t>
+      </w:r>
+    </w:p>
+    <w:p>
+      <w:pPr>
+        <w:pStyle w:val="ListParagraph"/>
+        <w:numPr>
+          <w:ilvl w:val="0"/>
+          <w:numId w:val="6"/>
+        </w:numPr>
+      </w:pPr>
+      <w:r>
+        <w:t>Route: Maps a specific URL to match the component</w:t>
+      </w:r>
+    </w:p>
+    <w:p>
+      <w:pPr>
+        <w:ind w:left="0" w:firstLine="0"/>
+      </w:pPr>
+      <w:r>
+        <w:rPr>
+          <w:highlight w:val="yellow"/>
+        </w:rPr>
+        <w:t>BrowserRouter:</w:t>
+      </w:r>
+      <w:r>
+        <w:t xml:space="preserve"> </w:t>
+      </w:r>
+    </w:p>
+    <w:p>
+      <w:pPr>
+        <w:ind w:left="0" w:firstLine="0"/>
+      </w:pPr>
+      <w:r>
+        <w:t>&lt;BrowserRouter&gt;</w:t>
+      </w:r>
+      <w:r>
+        <w:br/>
+        <w:t xml:space="preserve">   &lt;App /&gt;</w:t>
+      </w:r>
+      <w:r>
+        <w:br/>
+        <w:t>&lt;/BrowserRouter&gt;</w:t>
+      </w:r>
+    </w:p>
+    <w:p>
+      <w:pPr>
+        <w:ind w:left="0" w:firstLine="0"/>
+      </w:pPr>
+      <w:r>
+        <w:rPr>
+          <w:highlight w:val="yellow"/>
+        </w:rPr>
+        <w:t>Link</w:t>
+      </w:r>
+    </w:p>
+    <w:p>
+      <w:pPr>
+        <w:ind w:left="0" w:firstLine="0"/>
+      </w:pPr>
+      <w:r>
+        <w:t>&lt;Link to = “login”&gt;Login&lt;/Link&gt;</w:t>
+      </w:r>
+    </w:p>
+    <w:p>
+      <w:pPr>
+        <w:ind w:left="0" w:firstLine="0"/>
+      </w:pPr>
+      <w:r>
+        <w:t>&lt;Link to = “register”&gt;Register&lt;/Link&gt;</w:t>
+      </w:r>
+    </w:p>
+    <w:p>
+      <w:pPr>
+        <w:ind w:left="0" w:firstLine="0"/>
+      </w:pPr>
+      <w:r>
+        <w:rPr>
+          <w:highlight w:val="yellow"/>
+        </w:rPr>
+        <w:t>Routes &amp; Route</w:t>
+      </w:r>
+    </w:p>
+    <w:p>
+      <w:pPr>
+        <w:ind w:left="0" w:firstLine="0"/>
+      </w:pPr>
+      <w:r>
+        <w:t>&lt;Routes&gt;</w:t>
+      </w:r>
+      <w:r>
+        <w:br/>
+        <w:t xml:space="preserve">  &lt;Route path = “login” element = {&lt;Login /&gt;} /&gt;</w:t>
+      </w:r>
+      <w:r>
+        <w:br/>
+        <w:t xml:space="preserve">  &lt;Route path = “</w:t>
+      </w:r>
+      <w:r>
+        <w:t>register</w:t>
+      </w:r>
+      <w:r>
+        <w:t>” element = {&lt;</w:t>
+      </w:r>
+      <w:r>
+        <w:t>Register</w:t>
+      </w:r>
+      <w:r>
+        <w:t xml:space="preserve"> /&gt;} /&gt;</w:t>
+      </w:r>
+      <w:r>
+        <w:br/>
+        <w:t>&lt;/Routes&gt;</w:t>
+      </w:r>
+    </w:p>
+    <w:p>
+      <w:pPr>
+        <w:ind w:left="0" w:firstLine="0"/>
+      </w:pPr>
+      <w:r>
+        <w:rPr>
+          <w:highlight w:val="yellow"/>
+        </w:rPr>
+        <w:t>Installing react router dom</w:t>
+      </w:r>
+    </w:p>
+    <w:p>
+      <w:pPr>
+        <w:ind w:left="0" w:firstLine="0"/>
+      </w:pPr>
+      <w:r>
+        <w:lastRenderedPageBreak/>
+        <w:drawing>
+          <wp:inline distT="0" distB="0" distL="0" distR="0" wp14:anchorId="17BD5B0E" wp14:editId="44050DD7">
+            <wp:extent cx="5943600" cy="1249680"/>
+            <wp:effectExtent l="0" t="0" r="0" b="7620"/>
+            <wp:docPr id="1241167831" name="Picture 1"/>
+            <wp:cNvGraphicFramePr>
+              <a:graphicFrameLocks xmlns:a="http://schemas.openxmlformats.org/drawingml/2006/main" noChangeAspect="1"/>
+            </wp:cNvGraphicFramePr>
+            <a:graphic xmlns:a="http://schemas.openxmlformats.org/drawingml/2006/main">
+              <a:graphicData uri="http://schemas.openxmlformats.org/drawingml/2006/picture">
+                <pic:pic xmlns:pic="http://schemas.openxmlformats.org/drawingml/2006/picture">
+                  <pic:nvPicPr>
+                    <pic:cNvPr id="1241167831" name=""/>
+                    <pic:cNvPicPr/>
+                  </pic:nvPicPr>
+                  <pic:blipFill>
+                    <a:blip r:embed="rId29"/>
+                    <a:stretch>
+                      <a:fillRect/>
+                    </a:stretch>
+                  </pic:blipFill>
+                  <pic:spPr>
+                    <a:xfrm>
+                      <a:off x="0" y="0"/>
+                      <a:ext cx="5943600" cy="1249680"/>
+                    </a:xfrm>
+                    <a:prstGeom prst="rect">
+                      <a:avLst/>
+                    </a:prstGeom>
+                  </pic:spPr>
+                </pic:pic>
+              </a:graphicData>
+            </a:graphic>
+          </wp:inline>
+        </w:drawing>
+      </w:r>
+    </w:p>
+    <w:p>
+      <w:pPr>
+        <w:ind w:left="0" w:firstLine="0"/>
+      </w:pPr>
+      <w:proofErr w:type="spellStart"/>
+      <w:r>
+        <w:rPr>
+          <w:highlight w:val="yellow"/>
+        </w:rPr>
+        <w:t>main.jsx</w:t>
+      </w:r>
+      <w:proofErr w:type="spellEnd"/>
+    </w:p>
+    <w:p>
+      <w:pPr>
+        <w:ind w:left="0" w:firstLine="0"/>
+      </w:pPr>
+      <w:r>
+        <w:drawing>
+          <wp:inline distT="0" distB="0" distL="0" distR="0" wp14:anchorId="01D6FD92" wp14:editId="18942148">
+            <wp:extent cx="5943600" cy="4041140"/>
+            <wp:effectExtent l="0" t="0" r="0" b="0"/>
+            <wp:docPr id="315621634" name="Picture 1"/>
+            <wp:cNvGraphicFramePr>
+              <a:graphicFrameLocks xmlns:a="http://schemas.openxmlformats.org/drawingml/2006/main" noChangeAspect="1"/>
+            </wp:cNvGraphicFramePr>
+            <a:graphic xmlns:a="http://schemas.openxmlformats.org/drawingml/2006/main">
+              <a:graphicData uri="http://schemas.openxmlformats.org/drawingml/2006/picture">
+                <pic:pic xmlns:pic="http://schemas.openxmlformats.org/drawingml/2006/picture">
+                  <pic:nvPicPr>
+                    <pic:cNvPr id="315621634" name=""/>
+                    <pic:cNvPicPr/>
+                  </pic:nvPicPr>
+                  <pic:blipFill>
+                    <a:blip r:embed="rId30"/>
+                    <a:stretch>
+                      <a:fillRect/>
+                    </a:stretch>
+                  </pic:blipFill>
+                  <pic:spPr>
+                    <a:xfrm>
+                      <a:off x="0" y="0"/>
+                      <a:ext cx="5943600" cy="4041140"/>
+                    </a:xfrm>
+                    <a:prstGeom prst="rect">
+                      <a:avLst/>
+                    </a:prstGeom>
+                  </pic:spPr>
+                </pic:pic>
+              </a:graphicData>
+            </a:graphic>
+          </wp:inline>
+        </w:drawing>
+      </w:r>
+    </w:p>
+    <w:p>
+      <w:pPr>
+        <w:ind w:left="0" w:firstLine="0"/>
+      </w:pPr>
+      <w:proofErr w:type="spellStart"/>
+      <w:r>
+        <w:rPr>
+          <w:highlight w:val="yellow"/>
+        </w:rPr>
+        <w:t>App.jsx</w:t>
+      </w:r>
+      <w:proofErr w:type="spellEnd"/>
+    </w:p>
+    <w:p>
+      <w:pPr>
+        <w:ind w:left="0" w:firstLine="0"/>
+      </w:pPr>
+      <w:r>
+        <w:lastRenderedPageBreak/>
+        <w:drawing>
+          <wp:inline distT="0" distB="0" distL="0" distR="0" wp14:anchorId="1C3AC017" wp14:editId="3AE30A32">
+            <wp:extent cx="5943600" cy="3991610"/>
+            <wp:effectExtent l="0" t="0" r="0" b="8890"/>
+            <wp:docPr id="842712902" name="Picture 1"/>
+            <wp:cNvGraphicFramePr>
+              <a:graphicFrameLocks xmlns:a="http://schemas.openxmlformats.org/drawingml/2006/main" noChangeAspect="1"/>
+            </wp:cNvGraphicFramePr>
+            <a:graphic xmlns:a="http://schemas.openxmlformats.org/drawingml/2006/main">
+              <a:graphicData uri="http://schemas.openxmlformats.org/drawingml/2006/picture">
+                <pic:pic xmlns:pic="http://schemas.openxmlformats.org/drawingml/2006/picture">
+                  <pic:nvPicPr>
+                    <pic:cNvPr id="842712902" name=""/>
+                    <pic:cNvPicPr/>
+                  </pic:nvPicPr>
+                  <pic:blipFill>
+                    <a:blip r:embed="rId31"/>
+                    <a:stretch>
+                      <a:fillRect/>
+                    </a:stretch>
+                  </pic:blipFill>
+                  <pic:spPr>
+                    <a:xfrm>
+                      <a:off x="0" y="0"/>
+                      <a:ext cx="5943600" cy="3991610"/>
+                    </a:xfrm>
+                    <a:prstGeom prst="rect">
+                      <a:avLst/>
+                    </a:prstGeom>
+                  </pic:spPr>
+                </pic:pic>
+              </a:graphicData>
+            </a:graphic>
+          </wp:inline>
+        </w:drawing>
+      </w:r>
+    </w:p>
+    <w:p>
+      <w:pPr>
+        <w:ind w:left="0" w:firstLine="0"/>
+      </w:pPr>
+    </w:p>
+    <w:p>
+      <w:pPr>
+        <w:ind w:left="0" w:firstLine="0"/>
+      </w:pPr>
+      <w:proofErr w:type="spellStart"/>
+      <w:r>
+        <w:rPr>
+          <w:highlight w:val="yellow"/>
+        </w:rPr>
+        <w:t>useContext</w:t>
+      </w:r>
+      <w:proofErr w:type="spellEnd"/>
+      <w:r>
+        <w:rPr>
+          <w:highlight w:val="yellow"/>
+        </w:rPr>
+        <w:t xml:space="preserve"> in React</w:t>
+      </w:r>
+    </w:p>
+    <w:p>
+      <w:pPr>
+        <w:ind w:left="0" w:firstLine="0"/>
+      </w:pPr>
+      <w:r>
+        <w:t>This is a hook that helps to share common data between the components without using props</w:t>
+      </w:r>
+    </w:p>
+    <w:p>
+      <w:pPr>
+        <w:ind w:left="0" w:firstLine="0"/>
+      </w:pPr>
+      <w:proofErr w:type="spellStart"/>
+      <w:r>
+        <w:rPr>
+          <w:highlight w:val="yellow"/>
+        </w:rPr>
+        <w:t>App.jsx</w:t>
+      </w:r>
+      <w:proofErr w:type="spellEnd"/>
+    </w:p>
+    <w:p>
+      <w:pPr>
+        <w:ind w:left="0" w:firstLine="0"/>
+      </w:pPr>
+      <w:r>
+        <w:lastRenderedPageBreak/>
+        <w:drawing>
+          <wp:inline distT="0" distB="0" distL="0" distR="0" wp14:anchorId="0B863113" wp14:editId="585CCC8A">
+            <wp:extent cx="5943600" cy="4141470"/>
+            <wp:effectExtent l="0" t="0" r="0" b="0"/>
+            <wp:docPr id="555007827" name="Picture 1"/>
+            <wp:cNvGraphicFramePr>
+              <a:graphicFrameLocks xmlns:a="http://schemas.openxmlformats.org/drawingml/2006/main" noChangeAspect="1"/>
+            </wp:cNvGraphicFramePr>
+            <a:graphic xmlns:a="http://schemas.openxmlformats.org/drawingml/2006/main">
+              <a:graphicData uri="http://schemas.openxmlformats.org/drawingml/2006/picture">
+                <pic:pic xmlns:pic="http://schemas.openxmlformats.org/drawingml/2006/picture">
+                  <pic:nvPicPr>
+                    <pic:cNvPr id="555007827" name=""/>
+                    <pic:cNvPicPr/>
+                  </pic:nvPicPr>
+                  <pic:blipFill>
+                    <a:blip r:embed="rId32"/>
+                    <a:stretch>
+                      <a:fillRect/>
+                    </a:stretch>
+                  </pic:blipFill>
+                  <pic:spPr>
+                    <a:xfrm>
+                      <a:off x="0" y="0"/>
+                      <a:ext cx="5943600" cy="4141470"/>
+                    </a:xfrm>
+                    <a:prstGeom prst="rect">
+                      <a:avLst/>
+                    </a:prstGeom>
+                  </pic:spPr>
+                </pic:pic>
+              </a:graphicData>
+            </a:graphic>
+          </wp:inline>
+        </w:drawing>
+      </w:r>
+    </w:p>
+    <w:p>
+      <w:pPr>
+        <w:ind w:left="0" w:firstLine="0"/>
+      </w:pPr>
+      <w:r>
+        <w:rPr>
+          <w:highlight w:val="yellow"/>
+        </w:rPr>
+        <w:t>In Greet component we can use the context without props</w:t>
+      </w:r>
+    </w:p>
+    <w:p>
+      <w:pPr>
+        <w:ind w:left="0" w:firstLine="0"/>
+      </w:pPr>
+      <w:r>
+        <w:lastRenderedPageBreak/>
+        <w:drawing>
+          <wp:inline distT="0" distB="0" distL="0" distR="0" wp14:anchorId="01BB12E4" wp14:editId="23E7F908">
+            <wp:extent cx="5943600" cy="3954780"/>
+            <wp:effectExtent l="0" t="0" r="0" b="7620"/>
+            <wp:docPr id="1965389745" name="Picture 1"/>
+            <wp:cNvGraphicFramePr>
+              <a:graphicFrameLocks xmlns:a="http://schemas.openxmlformats.org/drawingml/2006/main" noChangeAspect="1"/>
+            </wp:cNvGraphicFramePr>
+            <a:graphic xmlns:a="http://schemas.openxmlformats.org/drawingml/2006/main">
+              <a:graphicData uri="http://schemas.openxmlformats.org/drawingml/2006/picture">
+                <pic:pic xmlns:pic="http://schemas.openxmlformats.org/drawingml/2006/picture">
+                  <pic:nvPicPr>
+                    <pic:cNvPr id="1965389745" name=""/>
+                    <pic:cNvPicPr/>
+                  </pic:nvPicPr>
+                  <pic:blipFill>
+                    <a:blip r:embed="rId33"/>
+                    <a:stretch>
+                      <a:fillRect/>
+                    </a:stretch>
+                  </pic:blipFill>
+                  <pic:spPr>
+                    <a:xfrm>
+                      <a:off x="0" y="0"/>
+                      <a:ext cx="5943600" cy="3954780"/>
+                    </a:xfrm>
+                    <a:prstGeom prst="rect">
+                      <a:avLst/>
+                    </a:prstGeom>
+                  </pic:spPr>
+                </pic:pic>
+              </a:graphicData>
+            </a:graphic>
+          </wp:inline>
+        </w:drawing>
+      </w:r>
+    </w:p>
+    <w:p>
+      <w:pPr>
+        <w:ind w:left="0" w:firstLine="0"/>
+      </w:pPr>
+      <w:r>
+        <w:rPr>
+          <w:highlight w:val="yellow"/>
+        </w:rPr>
+        <w:t>In other components also we can use the context which has a shared data</w:t>
+      </w:r>
+    </w:p>
+    <w:p>
+      <w:pPr>
+        <w:ind w:left="0" w:firstLine="0"/>
+      </w:pPr>
+      <w:r>
+        <w:lastRenderedPageBreak/>
+        <w:drawing>
+          <wp:inline distT="0" distB="0" distL="0" distR="0" wp14:anchorId="23A5D3C3" wp14:editId="5912A933">
+            <wp:extent cx="5943600" cy="4220845"/>
+            <wp:effectExtent l="0" t="0" r="0" b="8255"/>
+            <wp:docPr id="356081049" name="Picture 1"/>
+            <wp:cNvGraphicFramePr>
+              <a:graphicFrameLocks xmlns:a="http://schemas.openxmlformats.org/drawingml/2006/main" noChangeAspect="1"/>
+            </wp:cNvGraphicFramePr>
+            <a:graphic xmlns:a="http://schemas.openxmlformats.org/drawingml/2006/main">
+              <a:graphicData uri="http://schemas.openxmlformats.org/drawingml/2006/picture">
+                <pic:pic xmlns:pic="http://schemas.openxmlformats.org/drawingml/2006/picture">
+                  <pic:nvPicPr>
+                    <pic:cNvPr id="356081049" name=""/>
+                    <pic:cNvPicPr/>
+                  </pic:nvPicPr>
+                  <pic:blipFill>
+                    <a:blip r:embed="rId34"/>
+                    <a:stretch>
+                      <a:fillRect/>
+                    </a:stretch>
+                  </pic:blipFill>
+                  <pic:spPr>
+                    <a:xfrm>
+                      <a:off x="0" y="0"/>
+                      <a:ext cx="5943600" cy="4220845"/>
+                    </a:xfrm>
+                    <a:prstGeom prst="rect">
+                      <a:avLst/>
+                    </a:prstGeom>
+                  </pic:spPr>
+                </pic:pic>
+              </a:graphicData>
+            </a:graphic>
+          </wp:inline>
+        </w:drawing>
+      </w:r>
+    </w:p>
+    <w:p>
+      <w:pPr>
+        <w:ind w:left="0" w:firstLine="0"/>
+      </w:pPr>
+    </w:p>
+    <w:p>
+      <w:pPr>
+        <w:ind w:left="0" w:firstLine="0"/>
+      </w:pPr>
+    </w:p>
+    <w:p>
+      <w:pPr>
+        <w:ind w:left="0" w:firstLine="0"/>
+      </w:pPr>
+      <w:r>
+        <w:t>Before Context, to share the common state/data React used a third part tool called Redux</w:t>
+      </w:r>
+      <w:r>
+        <w:t xml:space="preserve"> which also does the same what Context does</w:t>
+      </w:r>
+    </w:p>
+    <w:p>
+      <w:pPr>
+        <w:ind w:left="0" w:firstLine="0"/>
+      </w:pPr>
+    </w:p>
+    <w:p>
+      <w:pPr>
+        <w:ind w:left="0" w:firstLine="0"/>
+      </w:pPr>
+      <w:r>
+        <w:t xml:space="preserve">Redux: It is a </w:t>
+      </w:r>
+      <w:proofErr w:type="gramStart"/>
+      <w:r>
+        <w:t>third party</w:t>
+      </w:r>
+      <w:proofErr w:type="gramEnd"/>
+      <w:r>
+        <w:t xml:space="preserve"> tool kit available for all the Javascript libraries to share common state which can be used across multiple components</w:t>
+      </w:r>
+    </w:p>
+    <w:p>
+      <w:pPr>
+        <w:ind w:left="0" w:firstLine="0"/>
+      </w:pPr>
+      <w:r>
+        <w:t>Context: it is part of React, which does the same thing what Redux does</w:t>
+      </w:r>
+      <w:r>
+        <w:t>.</w:t>
+      </w:r>
+    </w:p>
+    <w:p>
+      <w:pPr>
+        <w:ind w:left="0" w:firstLine="0"/>
+      </w:pPr>
+    </w:p>
+    <w:p>
+      <w:pPr>
+        <w:ind w:left="0" w:firstLine="0"/>
+      </w:pPr>
+      <w:r>
+        <w:rPr>
+          <w:highlight w:val="yellow"/>
+        </w:rPr>
+        <w:t>References:</w:t>
+      </w:r>
+    </w:p>
+    <w:p>
+      <w:pPr>
+        <w:pStyle w:val="ListParagraph"/>
+        <w:numPr>
+          <w:ilvl w:val="0"/>
+          <w:numId w:val="7"/>
+        </w:numPr>
+      </w:pPr>
+      <w:r>
+        <w:t>Javascript: w3schools</w:t>
+      </w:r>
+    </w:p>
+    <w:p>
+      <w:pPr>
+        <w:pStyle w:val="ListParagraph"/>
+        <w:numPr>
+          <w:ilvl w:val="0"/>
+          <w:numId w:val="7"/>
+        </w:numPr>
+      </w:pPr>
+      <w:r>
+        <w:lastRenderedPageBreak/>
+        <w:t xml:space="preserve">React: </w:t>
+      </w:r>
+      <w:hyperlink r:id="rId35" w:history="1">
+        <w:r>
+          <w:rPr>
+            <w:rStyle w:val="Hyperlink"/>
+          </w:rPr>
+          <w:t>https://react.dev/learn</w:t>
+        </w:r>
+      </w:hyperlink>
+    </w:p>
+    <w:p>
+      <w:pPr>
+        <w:pStyle w:val="ListParagraph"/>
+        <w:numPr>
+          <w:ilvl w:val="0"/>
+          <w:numId w:val="7"/>
+        </w:numPr>
+      </w:pPr>
+      <w:r>
+        <w:t xml:space="preserve">Spring Boot: </w:t>
+      </w:r>
+      <w:hyperlink r:id="rId36" w:history="1">
+        <w:r>
+          <w:rPr>
+            <w:rStyle w:val="Hyperlink"/>
+          </w:rPr>
+          <w:t>https://docs.spring.io/spring-boot/documentation.html</w:t>
+        </w:r>
+      </w:hyperlink>
+    </w:p>
+    <w:p>
+      <w:pPr>
+        <w:ind w:left="360" w:firstLine="0"/>
+      </w:pPr>
+    </w:p>
     <w:sectPr>
       <w:pgSz w:w="12240" w:h="15840"/>
       <w:pgMar w:top="1440" w:right="1440" w:bottom="1440" w:left="1440" w:header="720" w:footer="720" w:gutter="0"/>
@@ -2201,6 +3072,95 @@
 <file path=word/numbering.xml><?xml version="1.0" encoding="utf-8"?>
 <w:numbering xmlns:wpc="http://schemas.microsoft.com/office/word/2010/wordprocessingCanvas" xmlns:cx="http://schemas.microsoft.com/office/drawing/2014/chartex" xmlns:cx1="http://schemas.microsoft.com/office/drawing/2015/9/8/chartex" xmlns:cx2="http://schemas.microsoft.com/office/drawing/2015/10/21/chartex" xmlns:cx3="http://schemas.microsoft.com/office/drawing/2016/5/9/chartex" xmlns:cx4="http://schemas.microsoft.com/office/drawing/2016/5/10/chartex" xmlns:cx5="http://schemas.microsoft.com/office/drawing/2016/5/11/chartex" xmlns:cx6="http://schemas.microsoft.com/office/drawing/2016/5/12/chartex" xmlns:cx7="http://schemas.microsoft.com/office/drawing/2016/5/13/chartex" xmlns:cx8="http://schemas.microsoft.com/office/drawing/2016/5/14/chartex" xmlns:mc="http://schemas.openxmlformats.org/markup-compatibility/2006" xmlns:aink="http://schemas.microsoft.com/office/drawing/2016/ink" xmlns:am3d="http://schemas.microsoft.com/office/drawing/2017/model3d" xmlns:o="urn:schemas-microsoft-com:office:office" xmlns:oel="http://schemas.microsoft.com/office/2019/extlst" xmlns:r="http://schemas.openxmlformats.org/officeDocument/2006/relationships" xmlns:m="http://schemas.openxmlformats.org/officeDocument/2006/math" xmlns:v="urn:schemas-microsoft-com:vml" xmlns:wp14="http://schemas.microsoft.com/office/word/2010/wordprocessingDrawing" xmlns:wp="http://schemas.openxmlformats.org/drawingml/2006/wordprocessingDrawing" xmlns:w10="urn:schemas-microsoft-com:office:word" xmlns:w="http://schemas.openxmlformats.org/wordprocessingml/2006/main" xmlns:w14="http://schemas.microsoft.com/office/word/2010/wordml" xmlns:w15="http://schemas.microsoft.com/office/word/2012/wordml" xmlns:w16cex="http://schemas.microsoft.com/office/word/2018/wordml/cex" xmlns:w16cid="http://schemas.microsoft.com/office/word/2016/wordml/cid" xmlns:w16="http://schemas.microsoft.com/office/word/2018/wordml" xmlns:w16du="http://schemas.microsoft.com/office/word/2023/wordml/word16du" xmlns:w16sdtdh="http://schemas.microsoft.com/office/word/2020/wordml/sdtdatahash" xmlns:w16sdtfl="http://schemas.microsoft.com/office/word/2024/wordml/sdtformatlock" xmlns:w16se="http://schemas.microsoft.com/office/word/2015/wordml/symex" xmlns:wpg="http://schemas.microsoft.com/office/word/2010/wordprocessingGroup" xmlns:wpi="http://schemas.microsoft.com/office/word/2010/wordprocessingInk" xmlns:wne="http://schemas.microsoft.com/office/word/2006/wordml" xmlns:wps="http://schemas.microsoft.com/office/word/2010/wordprocessingShape" mc:Ignorable="w14 w15 w16se w16cid w16 w16cex w16sdtdh w16sdtfl w16du wp14">
   <w:abstractNum w:abstractNumId="0" w15:restartNumberingAfterBreak="0">
+    <w:nsid w:val="03173AC0"/>
+    <w:multiLevelType w:val="hybridMultilevel"/>
+    <w:tmpl w:val="3A60D798"/>
+    <w:lvl w:ilvl="0" w:tplc="0409000F">
+      <w:start w:val="1"/>
+      <w:numFmt w:val="decimal"/>
+      <w:lvlText w:val="%1."/>
+      <w:lvlJc w:val="left"/>
+      <w:pPr>
+        <w:ind w:left="720" w:hanging="360"/>
+      </w:pPr>
+      <w:rPr>
+        <w:rFonts w:hint="default"/>
+      </w:rPr>
+    </w:lvl>
+    <w:lvl w:ilvl="1" w:tplc="04090019" w:tentative="1">
+      <w:start w:val="1"/>
+      <w:numFmt w:val="lowerLetter"/>
+      <w:lvlText w:val="%2."/>
+      <w:lvlJc w:val="left"/>
+      <w:pPr>
+        <w:ind w:left="1440" w:hanging="360"/>
+      </w:pPr>
+    </w:lvl>
+    <w:lvl w:ilvl="2" w:tplc="0409001B" w:tentative="1">
+      <w:start w:val="1"/>
+      <w:numFmt w:val="lowerRoman"/>
+      <w:lvlText w:val="%3."/>
+      <w:lvlJc w:val="right"/>
+      <w:pPr>
+        <w:ind w:left="2160" w:hanging="180"/>
+      </w:pPr>
+    </w:lvl>
+    <w:lvl w:ilvl="3" w:tplc="0409000F" w:tentative="1">
+      <w:start w:val="1"/>
+      <w:numFmt w:val="decimal"/>
+      <w:lvlText w:val="%4."/>
+      <w:lvlJc w:val="left"/>
+      <w:pPr>
+        <w:ind w:left="2880" w:hanging="360"/>
+      </w:pPr>
+    </w:lvl>
+    <w:lvl w:ilvl="4" w:tplc="04090019" w:tentative="1">
+      <w:start w:val="1"/>
+      <w:numFmt w:val="lowerLetter"/>
+      <w:lvlText w:val="%5."/>
+      <w:lvlJc w:val="left"/>
+      <w:pPr>
+        <w:ind w:left="3600" w:hanging="360"/>
+      </w:pPr>
+    </w:lvl>
+    <w:lvl w:ilvl="5" w:tplc="0409001B" w:tentative="1">
+      <w:start w:val="1"/>
+      <w:numFmt w:val="lowerRoman"/>
+      <w:lvlText w:val="%6."/>
+      <w:lvlJc w:val="right"/>
+      <w:pPr>
+        <w:ind w:left="4320" w:hanging="180"/>
+      </w:pPr>
+    </w:lvl>
+    <w:lvl w:ilvl="6" w:tplc="0409000F" w:tentative="1">
+      <w:start w:val="1"/>
+      <w:numFmt w:val="decimal"/>
+      <w:lvlText w:val="%7."/>
+      <w:lvlJc w:val="left"/>
+      <w:pPr>
+        <w:ind w:left="5040" w:hanging="360"/>
+      </w:pPr>
+    </w:lvl>
+    <w:lvl w:ilvl="7" w:tplc="04090019" w:tentative="1">
+      <w:start w:val="1"/>
+      <w:numFmt w:val="lowerLetter"/>
+      <w:lvlText w:val="%8."/>
+      <w:lvlJc w:val="left"/>
+      <w:pPr>
+        <w:ind w:left="5760" w:hanging="360"/>
+      </w:pPr>
+    </w:lvl>
+    <w:lvl w:ilvl="8" w:tplc="0409001B" w:tentative="1">
+      <w:start w:val="1"/>
+      <w:numFmt w:val="lowerRoman"/>
+      <w:lvlText w:val="%9."/>
+      <w:lvlJc w:val="right"/>
+      <w:pPr>
+        <w:ind w:left="6480" w:hanging="180"/>
+      </w:pPr>
+    </w:lvl>
+  </w:abstractNum>
+  <w:abstractNum w:abstractNumId="1" w15:restartNumberingAfterBreak="0">
     <w:nsid w:val="17EE45F0"/>
     <w:multiLevelType w:val="hybridMultilevel"/>
     <w:tmpl w:val="5D54FD34"/>
@@ -2289,7 +3249,96 @@
       </w:pPr>
     </w:lvl>
   </w:abstractNum>
-  <w:abstractNum w:abstractNumId="1" w15:restartNumberingAfterBreak="0">
+  <w:abstractNum w:abstractNumId="2" w15:restartNumberingAfterBreak="0">
+    <w:nsid w:val="26CD3B29"/>
+    <w:multiLevelType w:val="hybridMultilevel"/>
+    <w:tmpl w:val="89DAF90E"/>
+    <w:lvl w:ilvl="0" w:tplc="0409000F">
+      <w:start w:val="1"/>
+      <w:numFmt w:val="decimal"/>
+      <w:lvlText w:val="%1."/>
+      <w:lvlJc w:val="left"/>
+      <w:pPr>
+        <w:ind w:left="720" w:hanging="360"/>
+      </w:pPr>
+      <w:rPr>
+        <w:rFonts w:hint="default"/>
+      </w:rPr>
+    </w:lvl>
+    <w:lvl w:ilvl="1" w:tplc="04090019" w:tentative="1">
+      <w:start w:val="1"/>
+      <w:numFmt w:val="lowerLetter"/>
+      <w:lvlText w:val="%2."/>
+      <w:lvlJc w:val="left"/>
+      <w:pPr>
+        <w:ind w:left="1440" w:hanging="360"/>
+      </w:pPr>
+    </w:lvl>
+    <w:lvl w:ilvl="2" w:tplc="0409001B" w:tentative="1">
+      <w:start w:val="1"/>
+      <w:numFmt w:val="lowerRoman"/>
+      <w:lvlText w:val="%3."/>
+      <w:lvlJc w:val="right"/>
+      <w:pPr>
+        <w:ind w:left="2160" w:hanging="180"/>
+      </w:pPr>
+    </w:lvl>
+    <w:lvl w:ilvl="3" w:tplc="0409000F" w:tentative="1">
+      <w:start w:val="1"/>
+      <w:numFmt w:val="decimal"/>
+      <w:lvlText w:val="%4."/>
+      <w:lvlJc w:val="left"/>
+      <w:pPr>
+        <w:ind w:left="2880" w:hanging="360"/>
+      </w:pPr>
+    </w:lvl>
+    <w:lvl w:ilvl="4" w:tplc="04090019" w:tentative="1">
+      <w:start w:val="1"/>
+      <w:numFmt w:val="lowerLetter"/>
+      <w:lvlText w:val="%5."/>
+      <w:lvlJc w:val="left"/>
+      <w:pPr>
+        <w:ind w:left="3600" w:hanging="360"/>
+      </w:pPr>
+    </w:lvl>
+    <w:lvl w:ilvl="5" w:tplc="0409001B" w:tentative="1">
+      <w:start w:val="1"/>
+      <w:numFmt w:val="lowerRoman"/>
+      <w:lvlText w:val="%6."/>
+      <w:lvlJc w:val="right"/>
+      <w:pPr>
+        <w:ind w:left="4320" w:hanging="180"/>
+      </w:pPr>
+    </w:lvl>
+    <w:lvl w:ilvl="6" w:tplc="0409000F" w:tentative="1">
+      <w:start w:val="1"/>
+      <w:numFmt w:val="decimal"/>
+      <w:lvlText w:val="%7."/>
+      <w:lvlJc w:val="left"/>
+      <w:pPr>
+        <w:ind w:left="5040" w:hanging="360"/>
+      </w:pPr>
+    </w:lvl>
+    <w:lvl w:ilvl="7" w:tplc="04090019" w:tentative="1">
+      <w:start w:val="1"/>
+      <w:numFmt w:val="lowerLetter"/>
+      <w:lvlText w:val="%8."/>
+      <w:lvlJc w:val="left"/>
+      <w:pPr>
+        <w:ind w:left="5760" w:hanging="360"/>
+      </w:pPr>
+    </w:lvl>
+    <w:lvl w:ilvl="8" w:tplc="0409001B" w:tentative="1">
+      <w:start w:val="1"/>
+      <w:numFmt w:val="lowerRoman"/>
+      <w:lvlText w:val="%9."/>
+      <w:lvlJc w:val="right"/>
+      <w:pPr>
+        <w:ind w:left="6480" w:hanging="180"/>
+      </w:pPr>
+    </w:lvl>
+  </w:abstractNum>
+  <w:abstractNum w:abstractNumId="3" w15:restartNumberingAfterBreak="0">
     <w:nsid w:val="644903E8"/>
     <w:multiLevelType w:val="hybridMultilevel"/>
     <w:tmpl w:val="191A5386"/>
@@ -2378,7 +3427,7 @@
       </w:pPr>
     </w:lvl>
   </w:abstractNum>
-  <w:abstractNum w:abstractNumId="2" w15:restartNumberingAfterBreak="0">
+  <w:abstractNum w:abstractNumId="4" w15:restartNumberingAfterBreak="0">
     <w:nsid w:val="6A2E2FA6"/>
     <w:multiLevelType w:val="hybridMultilevel"/>
     <w:tmpl w:val="C68A47D6"/>
@@ -2467,7 +3516,7 @@
       </w:pPr>
     </w:lvl>
   </w:abstractNum>
-  <w:abstractNum w:abstractNumId="3" w15:restartNumberingAfterBreak="0">
+  <w:abstractNum w:abstractNumId="5" w15:restartNumberingAfterBreak="0">
     <w:nsid w:val="70E83172"/>
     <w:multiLevelType w:val="hybridMultilevel"/>
     <w:tmpl w:val="AC9A3EFA"/>
@@ -2556,7 +3605,7 @@
       </w:pPr>
     </w:lvl>
   </w:abstractNum>
-  <w:abstractNum w:abstractNumId="4" w15:restartNumberingAfterBreak="0">
+  <w:abstractNum w:abstractNumId="6" w15:restartNumberingAfterBreak="0">
     <w:nsid w:val="73597B57"/>
     <w:multiLevelType w:val="hybridMultilevel"/>
     <w:tmpl w:val="4940A538"/>
@@ -2646,18 +3695,24 @@
     </w:lvl>
   </w:abstractNum>
   <w:num w:numId="1" w16cid:durableId="1512066295">
+    <w:abstractNumId w:val="5"/>
+  </w:num>
+  <w:num w:numId="2" w16cid:durableId="1583563570">
     <w:abstractNumId w:val="3"/>
   </w:num>
-  <w:num w:numId="2" w16cid:durableId="1583563570">
+  <w:num w:numId="3" w16cid:durableId="1303854626">
+    <w:abstractNumId w:val="4"/>
+  </w:num>
+  <w:num w:numId="4" w16cid:durableId="84958111">
+    <w:abstractNumId w:val="6"/>
+  </w:num>
+  <w:num w:numId="5" w16cid:durableId="589196876">
     <w:abstractNumId w:val="1"/>
   </w:num>
-  <w:num w:numId="3" w16cid:durableId="1303854626">
+  <w:num w:numId="6" w16cid:durableId="43215166">
     <w:abstractNumId w:val="2"/>
   </w:num>
-  <w:num w:numId="4" w16cid:durableId="84958111">
-    <w:abstractNumId w:val="4"/>
-  </w:num>
-  <w:num w:numId="5" w16cid:durableId="589196876">
+  <w:num w:numId="7" w16cid:durableId="1814639055">
     <w:abstractNumId w:val="0"/>
   </w:num>
 </w:numbering>
@@ -3583,6 +4638,29 @@
       <w:spacing w:val="5"/>
     </w:rPr>
   </w:style>
+  <w:style w:type="character" w:styleId="Hyperlink">
+    <w:name w:val="Hyperlink"/>
+    <w:basedOn w:val="DefaultParagraphFont"/>
+    <w:uiPriority w:val="99"/>
+    <w:unhideWhenUsed/>
+    <w:rsid w:val="00DF2ED0"/>
+    <w:rPr>
+      <w:color w:val="0563C1" w:themeColor="hyperlink"/>
+      <w:u w:val="single"/>
+    </w:rPr>
+  </w:style>
+  <w:style w:type="character" w:styleId="UnresolvedMention">
+    <w:name w:val="Unresolved Mention"/>
+    <w:basedOn w:val="DefaultParagraphFont"/>
+    <w:uiPriority w:val="99"/>
+    <w:semiHidden/>
+    <w:unhideWhenUsed/>
+    <w:rsid w:val="00DF2ED0"/>
+    <w:rPr>
+      <w:color w:val="605E5C"/>
+      <w:shd w:val="clear" w:color="auto" w:fill="E1DFDD"/>
+    </w:rPr>
+  </w:style>
 </w:styles>
 </file>
 
